--- a/seo-audit/Article-02-White-Label-Reseller-Programs.docx
+++ b/seo-audit/Article-02-White-Label-Reseller-Programs.docx
@@ -16,7 +16,7 @@
           <w:sz w:val="15"/>
           <w:szCs w:val="15"/>
         </w:rPr>
-        <w:t xml:space="preserve">TRILLET · FINAL COPY · BLOG 2 OF 6</w:t>
+        <w:t xml:space="preserve">TRILLET · FINAL COPY V2 · BLOG 2 OF 6</w:t>
       </w:r>
     </w:p>
     <w:p>
@@ -29,10 +29,10 @@
           <w:b/>
           <w:bCs/>
           <w:color w:val="16223C"/>
-          <w:sz w:val="36"/>
-          <w:szCs w:val="36"/>
-        </w:rPr>
-        <w:t xml:space="preserve">The White-Label Reseller Programs Worth Your Time</w:t>
+          <w:sz w:val="34"/>
+          <w:szCs w:val="34"/>
+        </w:rPr>
+        <w:t xml:space="preserve">White-Label Reseller Programs, Compared by Someone Who Sold Them</w:t>
       </w:r>
     </w:p>
     <w:p>
@@ -86,7 +86,7 @@
           <w:sz w:val="15"/>
           <w:szCs w:val="15"/>
         </w:rPr>
-        <w:t xml:space="preserve">Best White-Label Reseller Programs for Agencies (2026)  (54)</w:t>
+        <w:t xml:space="preserve">White-Label Reseller Programs: 2026 Comparison for Agencies  (58)</w:t>
       </w:r>
     </w:p>
     <w:p>
@@ -113,7 +113,7 @@
           <w:sz w:val="14"/>
           <w:szCs w:val="14"/>
         </w:rPr>
-        <w:t xml:space="preserve">An operator's honest comparison of white-label AI reseller programs: how the margins really work, what to check, and which fits which kind of agency.  (147)</w:t>
+        <w:t xml:space="preserve">White-label reseller programs compared for 2026: how the margins really work, what to check before you sign, and which platform fits which kind of agency.  (152)</w:t>
       </w:r>
     </w:p>
     <w:p>
@@ -156,7 +156,7 @@
           <w:sz w:val="14"/>
           <w:szCs w:val="14"/>
         </w:rPr>
-        <w:t xml:space="preserve">SECONDARY   </w:t>
+        <w:t xml:space="preserve">SECONDARY / LSI   </w:t>
       </w:r>
       <w:r>
         <w:rPr>
@@ -167,7 +167,7 @@
           <w:sz w:val="17"/>
           <w:szCs w:val="17"/>
         </w:rPr>
-        <w:t xml:space="preserve">white label ai reseller program · white label voice ai reseller · best white label reseller program · reseller program for agencies</w:t>
+        <w:t xml:space="preserve">white label ai reseller program · white label voice ai reseller · reseller vs referral vs oem · recurring revenue · wholesale/retail margin · markup · sub-accounts · per-minute pricing · agency recurring revenue</w:t>
       </w:r>
     </w:p>
     <w:p>
@@ -246,7 +246,7 @@
           <w:sz w:val="16"/>
           <w:szCs w:val="16"/>
         </w:rPr>
-        <w:t xml:space="preserve">Every competitor pricing and feature detail must be re-verified before publish; programs change terms often. Where a specific number isn't confirmed, the copy keeps it general on purpose.</w:t>
+        <w:t xml:space="preserve">Re-verify every competitor pricing/feature detail before publish; programs change terms often. Specifics kept general on purpose where unconfirmed.</w:t>
       </w:r>
     </w:p>
     <w:p>
@@ -271,7 +271,32 @@
           <w:sz w:val="16"/>
           <w:szCs w:val="16"/>
         </w:rPr>
-        <w:t xml:space="preserve">Byline must be a real person with genuine reseller experience (see Blog 1). The first-person voice only earns trust if the author is real.</w:t>
+        <w:t xml:space="preserve">The industry markup/revenue range (2-4x, MRR figures) is a commonly-cited external claim, marked [verify source] in the copy. Attribute to a named source or cut before publish.</w:t>
+      </w:r>
+    </w:p>
+    <w:p>
+      <w:pPr>
+        <w:spacing w:after="40"/>
+      </w:pPr>
+      <w:r>
+        <w:rPr>
+          <w:rFonts w:ascii="Calibri" w:cs="Calibri" w:eastAsia="Calibri" w:hAnsi="Calibri"/>
+          <w:b/>
+          <w:bCs/>
+          <w:color w:val="B4442E"/>
+          <w:sz w:val="16"/>
+          <w:szCs w:val="16"/>
+        </w:rPr>
+        <w:t xml:space="preserve">⚑ </w:t>
+      </w:r>
+      <w:r>
+        <w:rPr>
+          <w:rFonts w:ascii="Calibri" w:cs="Calibri" w:eastAsia="Calibri" w:hAnsi="Calibri"/>
+          <w:color w:val="5A6675"/>
+          <w:sz w:val="16"/>
+          <w:szCs w:val="16"/>
+        </w:rPr>
+        <w:t xml:space="preserve">Byline must be a real founder with genuine reseller experience. Add author bio + 'Last reviewed' date on publish.</w:t>
       </w:r>
     </w:p>
     <w:p>
@@ -296,7 +321,7 @@
           <w:sz w:val="16"/>
           <w:szCs w:val="16"/>
         </w:rPr>
-        <w:t xml:space="preserve">Trillet figures reconciled to the live site: Studio $99/mo, Agency $299/mo, $0.12/min; SOC 2 Type II, ISO 27001, HIPAA, GDPR, ACMA, TCPA; reseller, referral and OEM tracks on /partners.</w:t>
+        <w:t xml:space="preserve">Trillet figures reconciled to the live site: Studio $99/mo, Agency $299/mo, $0.12/min; SOC 2 Type II, ISO 27001, HIPAA, GDPR, ACMA, TCPA; reseller/referral/OEM tracks on /partners; 50-75% agency margins per the profit-margins page.</w:t>
       </w:r>
     </w:p>
     <w:p>
@@ -325,27 +350,70 @@
           <w:sz w:val="20"/>
           <w:szCs w:val="20"/>
         </w:rPr>
-        <w:t xml:space="preserve">Before I built Trillet I resold other people's software to my clients, and I joined more white-label reseller programs than I would like to admit. Some of them were the backbone of the business. A couple cost me a client. The programs all promise the same things on the sales page: your brand, high margins, recurring revenue, live in a weekend. What separates them is everything underneath that, and you only find it after you have signed a few clients.</w:t>
-      </w:r>
-    </w:p>
-    <w:p>
-      <w:pPr>
-        <w:spacing w:after="110" w:line="278"/>
-      </w:pPr>
-      <w:r>
-        <w:rPr>
-          <w:rFonts w:ascii="Calibri" w:cs="Calibri" w:eastAsia="Calibri" w:hAnsi="Calibri"/>
-          <w:b w:val="false"/>
-          <w:bCs w:val="false"/>
-          <w:i w:val="false"/>
-          <w:iCs w:val="false"/>
-          <w:color w:val="24303F"/>
-          <w:sz w:val="20"/>
-          <w:szCs w:val="20"/>
-        </w:rPr>
-        <w:t xml:space="preserve">So this is the honest version. What a reseller program actually is, the handful of things worth judging one on, the programs worth knowing in 2026, and how I would choose today. I sell one of these now, so read the Trillet parts with that in mind. I have tried to keep the rest straight.</w:t>
-      </w:r>
-    </w:p>
+        <w:t xml:space="preserve">I resold other people's software for years before I built Trillet, and I lost count of the white-label reseller programs I joined along the way. A few carried the business. One or two cost me a client I should have kept. Every program sells the same promise: your brand, strong margins, recurring revenue, live by the weekend. The difference lives under that promise, and you only meet it after you have signed real clients. This is a comparison of the white-label reseller programs worth knowing in 2026, written from that seat.</w:t>
+      </w:r>
+    </w:p>
+    <w:tbl>
+      <w:tblPr>
+        <w:tblW w:type="dxa" w:w="9360"/>
+        <w:tblBorders>
+          <w:top w:val="none"/>
+          <w:left w:val="single" w:color="2E7D5B" w:sz="18"/>
+          <w:bottom w:val="none"/>
+          <w:right w:val="none"/>
+          <w:insideH w:val="single" w:color="auto" w:sz="4"/>
+          <w:insideV w:val="single" w:color="auto" w:sz="4"/>
+        </w:tblBorders>
+      </w:tblPr>
+      <w:tblGrid>
+        <w:gridCol w:w="9360"/>
+      </w:tblGrid>
+      <w:tr>
+        <w:tc>
+          <w:tcPr>
+            <w:tcW w:type="dxa" w:w="9360"/>
+            <w:tcBorders>
+              <w:top w:val="none"/>
+              <w:left w:val="single" w:color="2E7D5B" w:sz="18"/>
+              <w:bottom w:val="none"/>
+              <w:right w:val="none"/>
+            </w:tcBorders>
+            <w:shd w:fill="EEF3F0" w:color="auto" w:val="clear"/>
+            <w:tcMar>
+              <w:top w:type="dxa" w:w="110"/>
+              <w:left w:type="dxa" w:w="150"/>
+              <w:bottom w:type="dxa" w:w="110"/>
+              <w:right w:type="dxa" w:w="150"/>
+            </w:tcMar>
+          </w:tcPr>
+          <w:p>
+            <w:pPr>
+              <w:spacing w:after="0" w:line="276"/>
+            </w:pPr>
+            <w:r>
+              <w:rPr>
+                <w:rFonts w:ascii="Calibri" w:cs="Calibri" w:eastAsia="Calibri" w:hAnsi="Calibri"/>
+                <w:b/>
+                <w:bCs/>
+                <w:color w:val="16223C"/>
+                <w:sz w:val="20"/>
+                <w:szCs w:val="20"/>
+              </w:rPr>
+              <w:t xml:space="preserve">The short answer. </w:t>
+            </w:r>
+            <w:r>
+              <w:rPr>
+                <w:rFonts w:ascii="Calibri" w:cs="Calibri" w:eastAsia="Calibri" w:hAnsi="Calibri"/>
+                <w:color w:val="24303F"/>
+                <w:sz w:val="20"/>
+                <w:szCs w:val="20"/>
+              </w:rPr>
+              <w:t xml:space="preserve">A white-label reseller program lets you sell a vendor's software as your own and keep the margin. The best one depends on your clients: an all-in-one suite like GoHighLevel or Vendasta for breadth, a voice-AI specialist like Trillet, Synthflow or VoiceAIWrapper if you sell phone answering, a chatbot-first tool if text is your lane. Judge any of them on five things: forecastable margin, real branding depth, who owns the client and data, support speed, and whether compliance and a call record come built in.</w:t>
+            </w:r>
+          </w:p>
+        </w:tc>
+      </w:tr>
+    </w:tbl>
     <w:p>
       <w:pPr>
         <w:spacing w:after="50" w:before="150"/>
@@ -377,7 +445,7 @@
           <w:sz w:val="20"/>
           <w:szCs w:val="20"/>
         </w:rPr>
-        <w:t xml:space="preserve">A white-label reseller program lets you sell a vendor's product under your own brand. You buy access at a wholesale rate, put your name and domain on it, set your own price, and own the client relationship. The vendor stays invisible and keeps the platform running; you keep the margin, for as long as the client stays.</w:t>
+        <w:t xml:space="preserve">A white-label reseller program lets you sell a vendor's product under your own brand. You buy access at a wholesale rate, put your name and domain on it, set your retail price, and own the client relationship. The vendor stays invisible and runs the platform; you keep the margin for as long as the client stays. It is the model agencies use to build recurring revenue without building software.</w:t>
       </w:r>
     </w:p>
     <w:p>
@@ -395,7 +463,7 @@
           <w:sz w:val="20"/>
           <w:szCs w:val="20"/>
         </w:rPr>
-        <w:t xml:space="preserve">The label gets stretched. Some programs marketed as white-label only swap a logo while the vendor's name still shows in the dashboard, the billing, or the support emails. A real one means the client logs in on your domain, is billed by you, and never learns who built the software. Ask to see the branded product working before you believe the word.</w:t>
+        <w:t xml:space="preserve">Worth separating from its cousins: a reseller keeps the vendor's brand and takes a cut, a referral partner just passes leads for a fee, and an OEM embeds the technology inside its own product. White-label sits closest to owning the product. The label also gets stretched. Some programs sold as white-label only swap a logo while the vendor's name still shows in the dashboard, the billing, or the support emails. A real one means the client logs in on your domain, is billed by you, and never learns who built the software. Ask to see the branded product working before you trust the word.</w:t>
       </w:r>
     </w:p>
     <w:p>
@@ -411,7 +479,7 @@
           <w:sz w:val="25"/>
           <w:szCs w:val="25"/>
         </w:rPr>
-        <w:t xml:space="preserve">What I actually judge a program on</w:t>
+        <w:t xml:space="preserve">How much can you actually make?</w:t>
       </w:r>
     </w:p>
     <w:p>
@@ -429,7 +497,91 @@
           <w:sz w:val="20"/>
           <w:szCs w:val="20"/>
         </w:rPr>
-        <w:t xml:space="preserve">After a few expensive lessons I stopped reading feature lists and started working the same short list every time.</w:t>
+        <w:t xml:space="preserve">This is the question every reseller page answers first, usually with a large number. Agencies commonly mark AI services up two to four times their platform cost, and monthly recurring revenue in the low thousands to tens of thousands gets quoted often [industry range, verify source]. Those figures are real for some agencies and fantasy for others. What decides yours is your retail price, the vendor's wholesale rate, and whether that rate is usage-based, because usage costs quietly erode a flat retail price as a client's call volume climbs.</w:t>
+      </w:r>
+    </w:p>
+    <w:p>
+      <w:pPr>
+        <w:spacing w:after="110" w:line="278"/>
+      </w:pPr>
+      <w:r>
+        <w:rPr>
+          <w:rFonts w:ascii="Calibri" w:cs="Calibri" w:eastAsia="Calibri" w:hAnsi="Calibri"/>
+          <w:b w:val="false"/>
+          <w:bCs w:val="false"/>
+          <w:i w:val="false"/>
+          <w:iCs w:val="false"/>
+          <w:color w:val="24303F"/>
+          <w:sz w:val="20"/>
+          <w:szCs w:val="20"/>
+        </w:rPr>
+        <w:t xml:space="preserve">For a concrete anchor: on Trillet, usage runs at a flat $0.12 a minute, and agencies who price sensibly hold 50 to 75 per cent margins, higher when they bundle setup and management. The full working is in our </w:t>
+      </w:r>
+      <w:r>
+        <w:rPr>
+          <w:rFonts w:ascii="Calibri" w:cs="Calibri" w:eastAsia="Calibri" w:hAnsi="Calibri"/>
+          <w:color w:val="1B5E86"/>
+          <w:sz w:val="20"/>
+          <w:szCs w:val="20"/>
+          <w:u w:val="single"/>
+        </w:rPr>
+        <w:t xml:space="preserve">white-label profit margins</w:t>
+      </w:r>
+      <w:r>
+        <w:rPr>
+          <w:rFonts w:ascii="Consolas" w:cs="Consolas" w:eastAsia="Consolas" w:hAnsi="Consolas"/>
+          <w:color w:val="5A6675"/>
+          <w:sz w:val="12"/>
+          <w:szCs w:val="12"/>
+        </w:rPr>
+        <w:t xml:space="preserve"> [/blogs/white-label-ai-profit-margins]</w:t>
+      </w:r>
+      <w:r>
+        <w:rPr>
+          <w:rFonts w:ascii="Calibri" w:cs="Calibri" w:eastAsia="Calibri" w:hAnsi="Calibri"/>
+          <w:b w:val="false"/>
+          <w:bCs w:val="false"/>
+          <w:i w:val="false"/>
+          <w:iCs w:val="false"/>
+          <w:color w:val="24303F"/>
+          <w:sz w:val="20"/>
+          <w:szCs w:val="20"/>
+        </w:rPr>
+        <w:t xml:space="preserve"> breakdown. Whatever platform you pick, price with a usage band rather than a flat rate you will regret at scale.</w:t>
+      </w:r>
+    </w:p>
+    <w:p>
+      <w:pPr>
+        <w:spacing w:after="50" w:before="150"/>
+      </w:pPr>
+      <w:r>
+        <w:rPr>
+          <w:rFonts w:ascii="Georgia" w:cs="Georgia" w:eastAsia="Georgia" w:hAnsi="Georgia"/>
+          <w:b/>
+          <w:bCs/>
+          <w:color w:val="16223C"/>
+          <w:sz w:val="25"/>
+          <w:szCs w:val="25"/>
+        </w:rPr>
+        <w:t xml:space="preserve">What I judge a program on</w:t>
+      </w:r>
+    </w:p>
+    <w:p>
+      <w:pPr>
+        <w:spacing w:after="110" w:line="278"/>
+      </w:pPr>
+      <w:r>
+        <w:rPr>
+          <w:rFonts w:ascii="Calibri" w:cs="Calibri" w:eastAsia="Calibri" w:hAnsi="Calibri"/>
+          <w:b w:val="false"/>
+          <w:bCs w:val="false"/>
+          <w:i w:val="false"/>
+          <w:iCs w:val="false"/>
+          <w:color w:val="24303F"/>
+          <w:sz w:val="20"/>
+          <w:szCs w:val="20"/>
+        </w:rPr>
+        <w:t xml:space="preserve">After a few expensive lessons I stopped reading feature lists and started working the same five checks every time.</w:t>
       </w:r>
     </w:p>
     <w:p>
@@ -452,7 +604,7 @@
           <w:sz w:val="20"/>
           <w:szCs w:val="20"/>
         </w:rPr>
-        <w:t xml:space="preserve">The margin, and how the cost behaves. </w:t>
+        <w:t xml:space="preserve">Margin, and how the cost behaves. </w:t>
       </w:r>
       <w:r>
         <w:rPr>
@@ -465,7 +617,7 @@
           <w:sz w:val="20"/>
           <w:szCs w:val="20"/>
         </w:rPr>
-        <w:t xml:space="preserve">What is the wholesale rate, and is it a flat fee, a per-seat charge, or usage-based? Usage-based costs are the ones that quietly erode a flat retail price when a client's volume climbs. I want a rate I can forecast.</w:t>
+        <w:t xml:space="preserve">Is the wholesale rate a flat fee, per-seat, or usage-based? Usage-based is the one that erodes a flat retail price. Insist on a rate you can forecast.</w:t>
       </w:r>
     </w:p>
     <w:p>
@@ -488,7 +640,7 @@
           <w:sz w:val="20"/>
           <w:szCs w:val="20"/>
         </w:rPr>
-        <w:t xml:space="preserve">How deep the branding goes. </w:t>
+        <w:t xml:space="preserve">Branding depth. </w:t>
       </w:r>
       <w:r>
         <w:rPr>
@@ -501,7 +653,7 @@
           <w:sz w:val="20"/>
           <w:szCs w:val="20"/>
         </w:rPr>
-        <w:t xml:space="preserve">Your domain, your dashboard, your billing, or just a logo on someone else's product.</w:t>
+        <w:t xml:space="preserve">Your domain, dashboard and billing, or just a logo on someone else's product.</w:t>
       </w:r>
     </w:p>
     <w:p>
@@ -524,7 +676,7 @@
           <w:sz w:val="20"/>
           <w:szCs w:val="20"/>
         </w:rPr>
-        <w:t xml:space="preserve">Who owns the client and the data. </w:t>
+        <w:t xml:space="preserve">Client and data ownership. </w:t>
       </w:r>
       <w:r>
         <w:rPr>
@@ -537,7 +689,7 @@
           <w:sz w:val="20"/>
           <w:szCs w:val="20"/>
         </w:rPr>
-        <w:t xml:space="preserve">A real reseller program leaves the client, and the client's data, yours. Some leave the vendor in the middle.</w:t>
+        <w:t xml:space="preserve">A real program leaves the client, and the client's data, yours to keep and export.</w:t>
       </w:r>
     </w:p>
     <w:p>
@@ -573,7 +725,7 @@
           <w:sz w:val="20"/>
           <w:szCs w:val="20"/>
         </w:rPr>
-        <w:t xml:space="preserve">When something breaks the client comes to you first. You need a support path faster than your client's patience.</w:t>
+        <w:t xml:space="preserve">The client comes to you first when something breaks. You need a path faster than their patience.</w:t>
       </w:r>
     </w:p>
     <w:p>
@@ -609,25 +761,7 @@
           <w:sz w:val="20"/>
           <w:szCs w:val="20"/>
         </w:rPr>
-        <w:t xml:space="preserve">This is the one most lists skip. When you put your brand on an AI that talks to customers, you inherit the liability. If a call is disputed you need to open a verifiable record of what was said, and if your clients are clinics or law firms the platform has to be compliant by default, not for an extra fee.</w:t>
-      </w:r>
-    </w:p>
-    <w:p>
-      <w:pPr>
-        <w:spacing w:after="110" w:line="278"/>
-      </w:pPr>
-      <w:r>
-        <w:rPr>
-          <w:rFonts w:ascii="Calibri" w:cs="Calibri" w:eastAsia="Calibri" w:hAnsi="Calibri"/>
-          <w:b w:val="false"/>
-          <w:bCs w:val="false"/>
-          <w:i w:val="false"/>
-          <w:iCs w:val="false"/>
-          <w:color w:val="24303F"/>
-          <w:sz w:val="20"/>
-          <w:szCs w:val="20"/>
-        </w:rPr>
-        <w:t xml:space="preserve">The last two are where I have seen agencies get hurt, and they are the reason I built Trillet the way I did. More on that below.</w:t>
+        <w:t xml:space="preserve">The check most lists skip. Put your brand on an AI that talks to customers and you inherit the liability. You need to open a verifiable record of any call, and if your clients are clinics or law firms the platform has to be compliant by default, not for an extra fee.</w:t>
       </w:r>
     </w:p>
     <w:p>
@@ -661,7 +795,7 @@
           <w:sz w:val="20"/>
           <w:szCs w:val="20"/>
         </w:rPr>
-        <w:t xml:space="preserve">These fall into three groups. All-in-one platforms that bundle voice into a wider marketing suite, voice-AI specialists, and chatbot-first tools that added voice later. None is best for everyone; the right one depends on what your clients actually buy.</w:t>
+        <w:t xml:space="preserve">They fall into three groups: all-in-one suites that bundle voice into a wider platform, voice-AI specialists, and chatbot-first tools that added voice later. None is best for everyone; the right one follows what your clients actually buy.</w:t>
       </w:r>
     </w:p>
     <w:tbl>
@@ -677,10 +811,11 @@
         </w:tblBorders>
       </w:tblPr>
       <w:tblGrid>
+        <w:gridCol w:w="1550"/>
         <w:gridCol w:w="1750"/>
-        <w:gridCol w:w="3050"/>
-        <w:gridCol w:w="2400"/>
-        <w:gridCol w:w="2160"/>
+        <w:gridCol w:w="1600"/>
+        <w:gridCol w:w="1500"/>
+        <w:gridCol w:w="2960"/>
       </w:tblGrid>
       <w:tr>
         <w:trPr>
@@ -688,7 +823,7 @@
         </w:trPr>
         <w:tc>
           <w:tcPr>
-            <w:tcW w:type="dxa" w:w="1750"/>
+            <w:tcW w:type="dxa" w:w="1550"/>
             <w:tcBorders>
               <w:top w:val="single" w:color="D9DEE8" w:sz="4"/>
               <w:left w:val="single" w:color="D9DEE8" w:sz="4"/>
@@ -697,15 +832,15 @@
             </w:tcBorders>
             <w:shd w:fill="16223C" w:color="auto" w:val="clear"/>
             <w:tcMar>
-              <w:top w:type="dxa" w:w="60"/>
-              <w:left w:type="dxa" w:w="100"/>
-              <w:bottom w:type="dxa" w:w="60"/>
-              <w:right w:type="dxa" w:w="100"/>
-            </w:tcMar>
-          </w:tcPr>
-          <w:p>
-            <w:pPr>
-              <w:spacing w:after="0" w:line="250"/>
+              <w:top w:type="dxa" w:w="58"/>
+              <w:left w:type="dxa" w:w="90"/>
+              <w:bottom w:type="dxa" w:w="58"/>
+              <w:right w:type="dxa" w:w="90"/>
+            </w:tcMar>
+          </w:tcPr>
+          <w:p>
+            <w:pPr>
+              <w:spacing w:after="0" w:line="246"/>
             </w:pPr>
             <w:r>
               <w:rPr>
@@ -713,8 +848,8 @@
                 <w:b/>
                 <w:bCs/>
                 <w:color w:val="FFFFFF"/>
-                <w:sz w:val="15"/>
-                <w:szCs w:val="15"/>
+                <w:sz w:val="14"/>
+                <w:szCs w:val="14"/>
               </w:rPr>
               <w:t xml:space="preserve">Program</w:t>
             </w:r>
@@ -722,7 +857,7 @@
         </w:tc>
         <w:tc>
           <w:tcPr>
-            <w:tcW w:type="dxa" w:w="3050"/>
+            <w:tcW w:type="dxa" w:w="1750"/>
             <w:tcBorders>
               <w:top w:val="single" w:color="D9DEE8" w:sz="4"/>
               <w:left w:val="single" w:color="D9DEE8" w:sz="4"/>
@@ -731,15 +866,15 @@
             </w:tcBorders>
             <w:shd w:fill="16223C" w:color="auto" w:val="clear"/>
             <w:tcMar>
-              <w:top w:type="dxa" w:w="60"/>
-              <w:left w:type="dxa" w:w="100"/>
-              <w:bottom w:type="dxa" w:w="60"/>
-              <w:right w:type="dxa" w:w="100"/>
-            </w:tcMar>
-          </w:tcPr>
-          <w:p>
-            <w:pPr>
-              <w:spacing w:after="0" w:line="250"/>
+              <w:top w:type="dxa" w:w="58"/>
+              <w:left w:type="dxa" w:w="90"/>
+              <w:bottom w:type="dxa" w:w="58"/>
+              <w:right w:type="dxa" w:w="90"/>
+            </w:tcMar>
+          </w:tcPr>
+          <w:p>
+            <w:pPr>
+              <w:spacing w:after="0" w:line="246"/>
             </w:pPr>
             <w:r>
               <w:rPr>
@@ -747,16 +882,16 @@
                 <w:b/>
                 <w:bCs/>
                 <w:color w:val="FFFFFF"/>
-                <w:sz w:val="15"/>
-                <w:szCs w:val="15"/>
-              </w:rPr>
-              <w:t xml:space="preserve">What it is</w:t>
-            </w:r>
-          </w:p>
-        </w:tc>
-        <w:tc>
-          <w:tcPr>
-            <w:tcW w:type="dxa" w:w="2400"/>
+                <w:sz w:val="14"/>
+                <w:szCs w:val="14"/>
+              </w:rPr>
+              <w:t xml:space="preserve">Type</w:t>
+            </w:r>
+          </w:p>
+        </w:tc>
+        <w:tc>
+          <w:tcPr>
+            <w:tcW w:type="dxa" w:w="1600"/>
             <w:tcBorders>
               <w:top w:val="single" w:color="D9DEE8" w:sz="4"/>
               <w:left w:val="single" w:color="D9DEE8" w:sz="4"/>
@@ -765,15 +900,15 @@
             </w:tcBorders>
             <w:shd w:fill="16223C" w:color="auto" w:val="clear"/>
             <w:tcMar>
-              <w:top w:type="dxa" w:w="60"/>
-              <w:left w:type="dxa" w:w="100"/>
-              <w:bottom w:type="dxa" w:w="60"/>
-              <w:right w:type="dxa" w:w="100"/>
-            </w:tcMar>
-          </w:tcPr>
-          <w:p>
-            <w:pPr>
-              <w:spacing w:after="0" w:line="250"/>
+              <w:top w:type="dxa" w:w="58"/>
+              <w:left w:type="dxa" w:w="90"/>
+              <w:bottom w:type="dxa" w:w="58"/>
+              <w:right w:type="dxa" w:w="90"/>
+            </w:tcMar>
+          </w:tcPr>
+          <w:p>
+            <w:pPr>
+              <w:spacing w:after="0" w:line="246"/>
             </w:pPr>
             <w:r>
               <w:rPr>
@@ -781,16 +916,16 @@
                 <w:b/>
                 <w:bCs/>
                 <w:color w:val="FFFFFF"/>
-                <w:sz w:val="15"/>
-                <w:szCs w:val="15"/>
-              </w:rPr>
-              <w:t xml:space="preserve">Best for</w:t>
-            </w:r>
-          </w:p>
-        </w:tc>
-        <w:tc>
-          <w:tcPr>
-            <w:tcW w:type="dxa" w:w="2160"/>
+                <w:sz w:val="14"/>
+                <w:szCs w:val="14"/>
+              </w:rPr>
+              <w:t xml:space="preserve">Branding depth</w:t>
+            </w:r>
+          </w:p>
+        </w:tc>
+        <w:tc>
+          <w:tcPr>
+            <w:tcW w:type="dxa" w:w="1500"/>
             <w:tcBorders>
               <w:top w:val="single" w:color="D9DEE8" w:sz="4"/>
               <w:left w:val="single" w:color="D9DEE8" w:sz="4"/>
@@ -799,15 +934,15 @@
             </w:tcBorders>
             <w:shd w:fill="16223C" w:color="auto" w:val="clear"/>
             <w:tcMar>
-              <w:top w:type="dxa" w:w="60"/>
-              <w:left w:type="dxa" w:w="100"/>
-              <w:bottom w:type="dxa" w:w="60"/>
-              <w:right w:type="dxa" w:w="100"/>
-            </w:tcMar>
-          </w:tcPr>
-          <w:p>
-            <w:pPr>
-              <w:spacing w:after="0" w:line="250"/>
+              <w:top w:type="dxa" w:w="58"/>
+              <w:left w:type="dxa" w:w="90"/>
+              <w:bottom w:type="dxa" w:w="58"/>
+              <w:right w:type="dxa" w:w="90"/>
+            </w:tcMar>
+          </w:tcPr>
+          <w:p>
+            <w:pPr>
+              <w:spacing w:after="0" w:line="246"/>
             </w:pPr>
             <w:r>
               <w:rPr>
@@ -815,10 +950,44 @@
                 <w:b/>
                 <w:bCs/>
                 <w:color w:val="FFFFFF"/>
-                <w:sz w:val="15"/>
-                <w:szCs w:val="15"/>
-              </w:rPr>
-              <w:t xml:space="preserve">The honest note</w:t>
+                <w:sz w:val="14"/>
+                <w:szCs w:val="14"/>
+              </w:rPr>
+              <w:t xml:space="preserve">Compliance</w:t>
+            </w:r>
+          </w:p>
+        </w:tc>
+        <w:tc>
+          <w:tcPr>
+            <w:tcW w:type="dxa" w:w="2960"/>
+            <w:tcBorders>
+              <w:top w:val="single" w:color="D9DEE8" w:sz="4"/>
+              <w:left w:val="single" w:color="D9DEE8" w:sz="4"/>
+              <w:bottom w:val="single" w:color="D9DEE8" w:sz="4"/>
+              <w:right w:val="single" w:color="D9DEE8" w:sz="4"/>
+            </w:tcBorders>
+            <w:shd w:fill="16223C" w:color="auto" w:val="clear"/>
+            <w:tcMar>
+              <w:top w:type="dxa" w:w="58"/>
+              <w:left w:type="dxa" w:w="90"/>
+              <w:bottom w:type="dxa" w:w="58"/>
+              <w:right w:type="dxa" w:w="90"/>
+            </w:tcMar>
+          </w:tcPr>
+          <w:p>
+            <w:pPr>
+              <w:spacing w:after="0" w:line="246"/>
+            </w:pPr>
+            <w:r>
+              <w:rPr>
+                <w:rFonts w:ascii="Calibri" w:cs="Calibri" w:eastAsia="Calibri" w:hAnsi="Calibri"/>
+                <w:b/>
+                <w:bCs/>
+                <w:color w:val="FFFFFF"/>
+                <w:sz w:val="14"/>
+                <w:szCs w:val="14"/>
+              </w:rPr>
+              <w:t xml:space="preserve">Best for</w:t>
             </w:r>
           </w:p>
         </w:tc>
@@ -826,7 +995,7 @@
       <w:tr>
         <w:tc>
           <w:tcPr>
-            <w:tcW w:type="dxa" w:w="1750"/>
+            <w:tcW w:type="dxa" w:w="1550"/>
             <w:tcBorders>
               <w:top w:val="single" w:color="D9DEE8" w:sz="4"/>
               <w:left w:val="single" w:color="D9DEE8" w:sz="4"/>
@@ -835,15 +1004,15 @@
             </w:tcBorders>
             <w:shd w:fill="FFFFFF" w:color="auto" w:val="clear"/>
             <w:tcMar>
-              <w:top w:type="dxa" w:w="60"/>
-              <w:left w:type="dxa" w:w="100"/>
-              <w:bottom w:type="dxa" w:w="60"/>
-              <w:right w:type="dxa" w:w="100"/>
-            </w:tcMar>
-          </w:tcPr>
-          <w:p>
-            <w:pPr>
-              <w:spacing w:after="0" w:line="250"/>
+              <w:top w:type="dxa" w:w="58"/>
+              <w:left w:type="dxa" w:w="90"/>
+              <w:bottom w:type="dxa" w:w="58"/>
+              <w:right w:type="dxa" w:w="90"/>
+            </w:tcMar>
+          </w:tcPr>
+          <w:p>
+            <w:pPr>
+              <w:spacing w:after="0" w:line="246"/>
             </w:pPr>
             <w:r>
               <w:rPr>
@@ -860,7 +1029,7 @@
         </w:tc>
         <w:tc>
           <w:tcPr>
-            <w:tcW w:type="dxa" w:w="3050"/>
+            <w:tcW w:type="dxa" w:w="1750"/>
             <w:tcBorders>
               <w:top w:val="single" w:color="D9DEE8" w:sz="4"/>
               <w:left w:val="single" w:color="D9DEE8" w:sz="4"/>
@@ -869,15 +1038,15 @@
             </w:tcBorders>
             <w:shd w:fill="FFFFFF" w:color="auto" w:val="clear"/>
             <w:tcMar>
-              <w:top w:type="dxa" w:w="60"/>
-              <w:left w:type="dxa" w:w="100"/>
-              <w:bottom w:type="dxa" w:w="60"/>
-              <w:right w:type="dxa" w:w="100"/>
-            </w:tcMar>
-          </w:tcPr>
-          <w:p>
-            <w:pPr>
-              <w:spacing w:after="0" w:line="250"/>
+              <w:top w:type="dxa" w:w="58"/>
+              <w:left w:type="dxa" w:w="90"/>
+              <w:bottom w:type="dxa" w:w="58"/>
+              <w:right w:type="dxa" w:w="90"/>
+            </w:tcMar>
+          </w:tcPr>
+          <w:p>
+            <w:pPr>
+              <w:spacing w:after="0" w:line="246"/>
             </w:pPr>
             <w:r>
               <w:rPr>
@@ -888,13 +1057,13 @@
                 <w:sz w:val="13"/>
                 <w:szCs w:val="13"/>
               </w:rPr>
-              <w:t xml:space="preserve">All-in-one CRM, marketing and funnel suite; voice is one feature among many.</w:t>
-            </w:r>
-          </w:p>
-        </w:tc>
-        <w:tc>
-          <w:tcPr>
-            <w:tcW w:type="dxa" w:w="2400"/>
+              <w:t xml:space="preserve">All-in-one suite</w:t>
+            </w:r>
+          </w:p>
+        </w:tc>
+        <w:tc>
+          <w:tcPr>
+            <w:tcW w:type="dxa" w:w="1600"/>
             <w:tcBorders>
               <w:top w:val="single" w:color="D9DEE8" w:sz="4"/>
               <w:left w:val="single" w:color="D9DEE8" w:sz="4"/>
@@ -903,15 +1072,15 @@
             </w:tcBorders>
             <w:shd w:fill="FFFFFF" w:color="auto" w:val="clear"/>
             <w:tcMar>
-              <w:top w:type="dxa" w:w="60"/>
-              <w:left w:type="dxa" w:w="100"/>
-              <w:bottom w:type="dxa" w:w="60"/>
-              <w:right w:type="dxa" w:w="100"/>
-            </w:tcMar>
-          </w:tcPr>
-          <w:p>
-            <w:pPr>
-              <w:spacing w:after="0" w:line="250"/>
+              <w:top w:type="dxa" w:w="58"/>
+              <w:left w:type="dxa" w:w="90"/>
+              <w:bottom w:type="dxa" w:w="58"/>
+              <w:right w:type="dxa" w:w="90"/>
+            </w:tcMar>
+          </w:tcPr>
+          <w:p>
+            <w:pPr>
+              <w:spacing w:after="0" w:line="246"/>
             </w:pPr>
             <w:r>
               <w:rPr>
@@ -922,13 +1091,13 @@
                 <w:sz w:val="13"/>
                 <w:szCs w:val="13"/>
               </w:rPr>
-              <w:t xml:space="preserve">Agencies who want one platform for everything and will use the rest.</w:t>
-            </w:r>
-          </w:p>
-        </w:tc>
-        <w:tc>
-          <w:tcPr>
-            <w:tcW w:type="dxa" w:w="2160"/>
+              <w:t xml:space="preserve">Full white-label</w:t>
+            </w:r>
+          </w:p>
+        </w:tc>
+        <w:tc>
+          <w:tcPr>
+            <w:tcW w:type="dxa" w:w="1500"/>
             <w:tcBorders>
               <w:top w:val="single" w:color="D9DEE8" w:sz="4"/>
               <w:left w:val="single" w:color="D9DEE8" w:sz="4"/>
@@ -937,15 +1106,15 @@
             </w:tcBorders>
             <w:shd w:fill="FFFFFF" w:color="auto" w:val="clear"/>
             <w:tcMar>
-              <w:top w:type="dxa" w:w="60"/>
-              <w:left w:type="dxa" w:w="100"/>
-              <w:bottom w:type="dxa" w:w="60"/>
-              <w:right w:type="dxa" w:w="100"/>
-            </w:tcMar>
-          </w:tcPr>
-          <w:p>
-            <w:pPr>
-              <w:spacing w:after="0" w:line="250"/>
+              <w:top w:type="dxa" w:w="58"/>
+              <w:left w:type="dxa" w:w="90"/>
+              <w:bottom w:type="dxa" w:w="58"/>
+              <w:right w:type="dxa" w:w="90"/>
+            </w:tcMar>
+          </w:tcPr>
+          <w:p>
+            <w:pPr>
+              <w:spacing w:after="0" w:line="246"/>
             </w:pPr>
             <w:r>
               <w:rPr>
@@ -956,7 +1125,41 @@
                 <w:sz w:val="13"/>
                 <w:szCs w:val="13"/>
               </w:rPr>
-              <w:t xml:space="preserve">You resell a whole suite, not a focused voice product; voice depth is shallower.</w:t>
+              <w:t xml:space="preserve">Verify</w:t>
+            </w:r>
+          </w:p>
+        </w:tc>
+        <w:tc>
+          <w:tcPr>
+            <w:tcW w:type="dxa" w:w="2960"/>
+            <w:tcBorders>
+              <w:top w:val="single" w:color="D9DEE8" w:sz="4"/>
+              <w:left w:val="single" w:color="D9DEE8" w:sz="4"/>
+              <w:bottom w:val="single" w:color="D9DEE8" w:sz="4"/>
+              <w:right w:val="single" w:color="D9DEE8" w:sz="4"/>
+            </w:tcBorders>
+            <w:shd w:fill="FFFFFF" w:color="auto" w:val="clear"/>
+            <w:tcMar>
+              <w:top w:type="dxa" w:w="58"/>
+              <w:left w:type="dxa" w:w="90"/>
+              <w:bottom w:type="dxa" w:w="58"/>
+              <w:right w:type="dxa" w:w="90"/>
+            </w:tcMar>
+          </w:tcPr>
+          <w:p>
+            <w:pPr>
+              <w:spacing w:after="0" w:line="246"/>
+            </w:pPr>
+            <w:r>
+              <w:rPr>
+                <w:rFonts w:ascii="Calibri" w:cs="Calibri" w:eastAsia="Calibri" w:hAnsi="Calibri"/>
+                <w:b w:val="false"/>
+                <w:bCs w:val="false"/>
+                <w:color w:val="24303F"/>
+                <w:sz w:val="13"/>
+                <w:szCs w:val="13"/>
+              </w:rPr>
+              <w:t xml:space="preserve">Agencies wanting one platform for everything</w:t>
             </w:r>
           </w:p>
         </w:tc>
@@ -964,7 +1167,7 @@
       <w:tr>
         <w:tc>
           <w:tcPr>
-            <w:tcW w:type="dxa" w:w="1750"/>
+            <w:tcW w:type="dxa" w:w="1550"/>
             <w:tcBorders>
               <w:top w:val="single" w:color="D9DEE8" w:sz="4"/>
               <w:left w:val="single" w:color="D9DEE8" w:sz="4"/>
@@ -973,15 +1176,15 @@
             </w:tcBorders>
             <w:shd w:fill="FFFFFF" w:color="auto" w:val="clear"/>
             <w:tcMar>
-              <w:top w:type="dxa" w:w="60"/>
-              <w:left w:type="dxa" w:w="100"/>
-              <w:bottom w:type="dxa" w:w="60"/>
-              <w:right w:type="dxa" w:w="100"/>
-            </w:tcMar>
-          </w:tcPr>
-          <w:p>
-            <w:pPr>
-              <w:spacing w:after="0" w:line="250"/>
+              <w:top w:type="dxa" w:w="58"/>
+              <w:left w:type="dxa" w:w="90"/>
+              <w:bottom w:type="dxa" w:w="58"/>
+              <w:right w:type="dxa" w:w="90"/>
+            </w:tcMar>
+          </w:tcPr>
+          <w:p>
+            <w:pPr>
+              <w:spacing w:after="0" w:line="246"/>
             </w:pPr>
             <w:r>
               <w:rPr>
@@ -998,7 +1201,7 @@
         </w:tc>
         <w:tc>
           <w:tcPr>
-            <w:tcW w:type="dxa" w:w="3050"/>
+            <w:tcW w:type="dxa" w:w="1750"/>
             <w:tcBorders>
               <w:top w:val="single" w:color="D9DEE8" w:sz="4"/>
               <w:left w:val="single" w:color="D9DEE8" w:sz="4"/>
@@ -1007,15 +1210,15 @@
             </w:tcBorders>
             <w:shd w:fill="FFFFFF" w:color="auto" w:val="clear"/>
             <w:tcMar>
-              <w:top w:type="dxa" w:w="60"/>
-              <w:left w:type="dxa" w:w="100"/>
-              <w:bottom w:type="dxa" w:w="60"/>
-              <w:right w:type="dxa" w:w="100"/>
-            </w:tcMar>
-          </w:tcPr>
-          <w:p>
-            <w:pPr>
-              <w:spacing w:after="0" w:line="250"/>
+              <w:top w:type="dxa" w:w="58"/>
+              <w:left w:type="dxa" w:w="90"/>
+              <w:bottom w:type="dxa" w:w="58"/>
+              <w:right w:type="dxa" w:w="90"/>
+            </w:tcMar>
+          </w:tcPr>
+          <w:p>
+            <w:pPr>
+              <w:spacing w:after="0" w:line="246"/>
             </w:pPr>
             <w:r>
               <w:rPr>
@@ -1026,13 +1229,13 @@
                 <w:sz w:val="13"/>
                 <w:szCs w:val="13"/>
               </w:rPr>
-              <w:t xml:space="preserve">A marketplace of white-label products (SEO, ads, sites, and more).</w:t>
-            </w:r>
-          </w:p>
-        </w:tc>
-        <w:tc>
-          <w:tcPr>
-            <w:tcW w:type="dxa" w:w="2400"/>
+              <w:t xml:space="preserve">Marketplace</w:t>
+            </w:r>
+          </w:p>
+        </w:tc>
+        <w:tc>
+          <w:tcPr>
+            <w:tcW w:type="dxa" w:w="1600"/>
             <w:tcBorders>
               <w:top w:val="single" w:color="D9DEE8" w:sz="4"/>
               <w:left w:val="single" w:color="D9DEE8" w:sz="4"/>
@@ -1041,15 +1244,15 @@
             </w:tcBorders>
             <w:shd w:fill="FFFFFF" w:color="auto" w:val="clear"/>
             <w:tcMar>
-              <w:top w:type="dxa" w:w="60"/>
-              <w:left w:type="dxa" w:w="100"/>
-              <w:bottom w:type="dxa" w:w="60"/>
-              <w:right w:type="dxa" w:w="100"/>
-            </w:tcMar>
-          </w:tcPr>
-          <w:p>
-            <w:pPr>
-              <w:spacing w:after="0" w:line="250"/>
+              <w:top w:type="dxa" w:w="58"/>
+              <w:left w:type="dxa" w:w="90"/>
+              <w:bottom w:type="dxa" w:w="58"/>
+              <w:right w:type="dxa" w:w="90"/>
+            </w:tcMar>
+          </w:tcPr>
+          <w:p>
+            <w:pPr>
+              <w:spacing w:after="0" w:line="246"/>
             </w:pPr>
             <w:r>
               <w:rPr>
@@ -1060,13 +1263,13 @@
                 <w:sz w:val="13"/>
                 <w:szCs w:val="13"/>
               </w:rPr>
-              <w:t xml:space="preserve">Agencies reselling a broad catalogue of digital services.</w:t>
-            </w:r>
-          </w:p>
-        </w:tc>
-        <w:tc>
-          <w:tcPr>
-            <w:tcW w:type="dxa" w:w="2160"/>
+              <w:t xml:space="preserve">Full white-label</w:t>
+            </w:r>
+          </w:p>
+        </w:tc>
+        <w:tc>
+          <w:tcPr>
+            <w:tcW w:type="dxa" w:w="1500"/>
             <w:tcBorders>
               <w:top w:val="single" w:color="D9DEE8" w:sz="4"/>
               <w:left w:val="single" w:color="D9DEE8" w:sz="4"/>
@@ -1075,15 +1278,15 @@
             </w:tcBorders>
             <w:shd w:fill="FFFFFF" w:color="auto" w:val="clear"/>
             <w:tcMar>
-              <w:top w:type="dxa" w:w="60"/>
-              <w:left w:type="dxa" w:w="100"/>
-              <w:bottom w:type="dxa" w:w="60"/>
-              <w:right w:type="dxa" w:w="100"/>
-            </w:tcMar>
-          </w:tcPr>
-          <w:p>
-            <w:pPr>
-              <w:spacing w:after="0" w:line="250"/>
+              <w:top w:type="dxa" w:w="58"/>
+              <w:left w:type="dxa" w:w="90"/>
+              <w:bottom w:type="dxa" w:w="58"/>
+              <w:right w:type="dxa" w:w="90"/>
+            </w:tcMar>
+          </w:tcPr>
+          <w:p>
+            <w:pPr>
+              <w:spacing w:after="0" w:line="246"/>
             </w:pPr>
             <w:r>
               <w:rPr>
@@ -1094,7 +1297,41 @@
                 <w:sz w:val="13"/>
                 <w:szCs w:val="13"/>
               </w:rPr>
-              <w:t xml:space="preserve">Breadth over depth; the voice component is not the point of the platform.</w:t>
+              <w:t xml:space="preserve">Verify</w:t>
+            </w:r>
+          </w:p>
+        </w:tc>
+        <w:tc>
+          <w:tcPr>
+            <w:tcW w:type="dxa" w:w="2960"/>
+            <w:tcBorders>
+              <w:top w:val="single" w:color="D9DEE8" w:sz="4"/>
+              <w:left w:val="single" w:color="D9DEE8" w:sz="4"/>
+              <w:bottom w:val="single" w:color="D9DEE8" w:sz="4"/>
+              <w:right w:val="single" w:color="D9DEE8" w:sz="4"/>
+            </w:tcBorders>
+            <w:shd w:fill="FFFFFF" w:color="auto" w:val="clear"/>
+            <w:tcMar>
+              <w:top w:type="dxa" w:w="58"/>
+              <w:left w:type="dxa" w:w="90"/>
+              <w:bottom w:type="dxa" w:w="58"/>
+              <w:right w:type="dxa" w:w="90"/>
+            </w:tcMar>
+          </w:tcPr>
+          <w:p>
+            <w:pPr>
+              <w:spacing w:after="0" w:line="246"/>
+            </w:pPr>
+            <w:r>
+              <w:rPr>
+                <w:rFonts w:ascii="Calibri" w:cs="Calibri" w:eastAsia="Calibri" w:hAnsi="Calibri"/>
+                <w:b w:val="false"/>
+                <w:bCs w:val="false"/>
+                <w:color w:val="24303F"/>
+                <w:sz w:val="13"/>
+                <w:szCs w:val="13"/>
+              </w:rPr>
+              <w:t xml:space="preserve">Reselling a broad catalogue of digital services</w:t>
             </w:r>
           </w:p>
         </w:tc>
@@ -1102,7 +1339,7 @@
       <w:tr>
         <w:tc>
           <w:tcPr>
-            <w:tcW w:type="dxa" w:w="1750"/>
+            <w:tcW w:type="dxa" w:w="1550"/>
             <w:tcBorders>
               <w:top w:val="single" w:color="D9DEE8" w:sz="4"/>
               <w:left w:val="single" w:color="D9DEE8" w:sz="4"/>
@@ -1111,15 +1348,15 @@
             </w:tcBorders>
             <w:shd w:fill="FFFFFF" w:color="auto" w:val="clear"/>
             <w:tcMar>
-              <w:top w:type="dxa" w:w="60"/>
-              <w:left w:type="dxa" w:w="100"/>
-              <w:bottom w:type="dxa" w:w="60"/>
-              <w:right w:type="dxa" w:w="100"/>
-            </w:tcMar>
-          </w:tcPr>
-          <w:p>
-            <w:pPr>
-              <w:spacing w:after="0" w:line="250"/>
+              <w:top w:type="dxa" w:w="58"/>
+              <w:left w:type="dxa" w:w="90"/>
+              <w:bottom w:type="dxa" w:w="58"/>
+              <w:right w:type="dxa" w:w="90"/>
+            </w:tcMar>
+          </w:tcPr>
+          <w:p>
+            <w:pPr>
+              <w:spacing w:after="0" w:line="246"/>
             </w:pPr>
             <w:r>
               <w:rPr>
@@ -1136,7 +1373,7 @@
         </w:tc>
         <w:tc>
           <w:tcPr>
-            <w:tcW w:type="dxa" w:w="3050"/>
+            <w:tcW w:type="dxa" w:w="1750"/>
             <w:tcBorders>
               <w:top w:val="single" w:color="D9DEE8" w:sz="4"/>
               <w:left w:val="single" w:color="D9DEE8" w:sz="4"/>
@@ -1145,15 +1382,15 @@
             </w:tcBorders>
             <w:shd w:fill="FFFFFF" w:color="auto" w:val="clear"/>
             <w:tcMar>
-              <w:top w:type="dxa" w:w="60"/>
-              <w:left w:type="dxa" w:w="100"/>
-              <w:bottom w:type="dxa" w:w="60"/>
-              <w:right w:type="dxa" w:w="100"/>
-            </w:tcMar>
-          </w:tcPr>
-          <w:p>
-            <w:pPr>
-              <w:spacing w:after="0" w:line="250"/>
+              <w:top w:type="dxa" w:w="58"/>
+              <w:left w:type="dxa" w:w="90"/>
+              <w:bottom w:type="dxa" w:w="58"/>
+              <w:right w:type="dxa" w:w="90"/>
+            </w:tcMar>
+          </w:tcPr>
+          <w:p>
+            <w:pPr>
+              <w:spacing w:after="0" w:line="246"/>
             </w:pPr>
             <w:r>
               <w:rPr>
@@ -1164,13 +1401,13 @@
                 <w:sz w:val="13"/>
                 <w:szCs w:val="13"/>
               </w:rPr>
-              <w:t xml:space="preserve">No-code voice-AI builder with a white-label tier.</w:t>
-            </w:r>
-          </w:p>
-        </w:tc>
-        <w:tc>
-          <w:tcPr>
-            <w:tcW w:type="dxa" w:w="2400"/>
+              <w:t xml:space="preserve">Voice-AI (no-code)</w:t>
+            </w:r>
+          </w:p>
+        </w:tc>
+        <w:tc>
+          <w:tcPr>
+            <w:tcW w:type="dxa" w:w="1600"/>
             <w:tcBorders>
               <w:top w:val="single" w:color="D9DEE8" w:sz="4"/>
               <w:left w:val="single" w:color="D9DEE8" w:sz="4"/>
@@ -1179,15 +1416,15 @@
             </w:tcBorders>
             <w:shd w:fill="FFFFFF" w:color="auto" w:val="clear"/>
             <w:tcMar>
-              <w:top w:type="dxa" w:w="60"/>
-              <w:left w:type="dxa" w:w="100"/>
-              <w:bottom w:type="dxa" w:w="60"/>
-              <w:right w:type="dxa" w:w="100"/>
-            </w:tcMar>
-          </w:tcPr>
-          <w:p>
-            <w:pPr>
-              <w:spacing w:after="0" w:line="250"/>
+              <w:top w:type="dxa" w:w="58"/>
+              <w:left w:type="dxa" w:w="90"/>
+              <w:bottom w:type="dxa" w:w="58"/>
+              <w:right w:type="dxa" w:w="90"/>
+            </w:tcMar>
+          </w:tcPr>
+          <w:p>
+            <w:pPr>
+              <w:spacing w:after="0" w:line="246"/>
             </w:pPr>
             <w:r>
               <w:rPr>
@@ -1198,13 +1435,13 @@
                 <w:sz w:val="13"/>
                 <w:szCs w:val="13"/>
               </w:rPr>
-              <w:t xml:space="preserve">Agencies who want to build voice flows visually.</w:t>
-            </w:r>
-          </w:p>
-        </w:tc>
-        <w:tc>
-          <w:tcPr>
-            <w:tcW w:type="dxa" w:w="2160"/>
+              <w:t xml:space="preserve">White-label tier</w:t>
+            </w:r>
+          </w:p>
+        </w:tc>
+        <w:tc>
+          <w:tcPr>
+            <w:tcW w:type="dxa" w:w="1500"/>
             <w:tcBorders>
               <w:top w:val="single" w:color="D9DEE8" w:sz="4"/>
               <w:left w:val="single" w:color="D9DEE8" w:sz="4"/>
@@ -1213,15 +1450,15 @@
             </w:tcBorders>
             <w:shd w:fill="FFFFFF" w:color="auto" w:val="clear"/>
             <w:tcMar>
-              <w:top w:type="dxa" w:w="60"/>
-              <w:left w:type="dxa" w:w="100"/>
-              <w:bottom w:type="dxa" w:w="60"/>
-              <w:right w:type="dxa" w:w="100"/>
-            </w:tcMar>
-          </w:tcPr>
-          <w:p>
-            <w:pPr>
-              <w:spacing w:after="0" w:line="250"/>
+              <w:top w:type="dxa" w:w="58"/>
+              <w:left w:type="dxa" w:w="90"/>
+              <w:bottom w:type="dxa" w:w="58"/>
+              <w:right w:type="dxa" w:w="90"/>
+            </w:tcMar>
+          </w:tcPr>
+          <w:p>
+            <w:pPr>
+              <w:spacing w:after="0" w:line="246"/>
             </w:pPr>
             <w:r>
               <w:rPr>
@@ -1232,7 +1469,41 @@
                 <w:sz w:val="13"/>
                 <w:szCs w:val="13"/>
               </w:rPr>
-              <w:t xml:space="preserve">Verify the white-label tier cost and per-minute economics; they matter to your margin.</w:t>
+              <w:t xml:space="preserve">Verify</w:t>
+            </w:r>
+          </w:p>
+        </w:tc>
+        <w:tc>
+          <w:tcPr>
+            <w:tcW w:type="dxa" w:w="2960"/>
+            <w:tcBorders>
+              <w:top w:val="single" w:color="D9DEE8" w:sz="4"/>
+              <w:left w:val="single" w:color="D9DEE8" w:sz="4"/>
+              <w:bottom w:val="single" w:color="D9DEE8" w:sz="4"/>
+              <w:right w:val="single" w:color="D9DEE8" w:sz="4"/>
+            </w:tcBorders>
+            <w:shd w:fill="FFFFFF" w:color="auto" w:val="clear"/>
+            <w:tcMar>
+              <w:top w:type="dxa" w:w="58"/>
+              <w:left w:type="dxa" w:w="90"/>
+              <w:bottom w:type="dxa" w:w="58"/>
+              <w:right w:type="dxa" w:w="90"/>
+            </w:tcMar>
+          </w:tcPr>
+          <w:p>
+            <w:pPr>
+              <w:spacing w:after="0" w:line="246"/>
+            </w:pPr>
+            <w:r>
+              <w:rPr>
+                <w:rFonts w:ascii="Calibri" w:cs="Calibri" w:eastAsia="Calibri" w:hAnsi="Calibri"/>
+                <w:b w:val="false"/>
+                <w:bCs w:val="false"/>
+                <w:color w:val="24303F"/>
+                <w:sz w:val="13"/>
+                <w:szCs w:val="13"/>
+              </w:rPr>
+              <w:t xml:space="preserve">Building voice flows visually</w:t>
             </w:r>
           </w:p>
         </w:tc>
@@ -1240,7 +1511,7 @@
       <w:tr>
         <w:tc>
           <w:tcPr>
-            <w:tcW w:type="dxa" w:w="1750"/>
+            <w:tcW w:type="dxa" w:w="1550"/>
             <w:tcBorders>
               <w:top w:val="single" w:color="D9DEE8" w:sz="4"/>
               <w:left w:val="single" w:color="D9DEE8" w:sz="4"/>
@@ -1249,15 +1520,15 @@
             </w:tcBorders>
             <w:shd w:fill="FFFFFF" w:color="auto" w:val="clear"/>
             <w:tcMar>
-              <w:top w:type="dxa" w:w="60"/>
-              <w:left w:type="dxa" w:w="100"/>
-              <w:bottom w:type="dxa" w:w="60"/>
-              <w:right w:type="dxa" w:w="100"/>
-            </w:tcMar>
-          </w:tcPr>
-          <w:p>
-            <w:pPr>
-              <w:spacing w:after="0" w:line="250"/>
+              <w:top w:type="dxa" w:w="58"/>
+              <w:left w:type="dxa" w:w="90"/>
+              <w:bottom w:type="dxa" w:w="58"/>
+              <w:right w:type="dxa" w:w="90"/>
+            </w:tcMar>
+          </w:tcPr>
+          <w:p>
+            <w:pPr>
+              <w:spacing w:after="0" w:line="246"/>
             </w:pPr>
             <w:r>
               <w:rPr>
@@ -1274,7 +1545,7 @@
         </w:tc>
         <w:tc>
           <w:tcPr>
-            <w:tcW w:type="dxa" w:w="3050"/>
+            <w:tcW w:type="dxa" w:w="1750"/>
             <w:tcBorders>
               <w:top w:val="single" w:color="D9DEE8" w:sz="4"/>
               <w:left w:val="single" w:color="D9DEE8" w:sz="4"/>
@@ -1283,15 +1554,15 @@
             </w:tcBorders>
             <w:shd w:fill="FFFFFF" w:color="auto" w:val="clear"/>
             <w:tcMar>
-              <w:top w:type="dxa" w:w="60"/>
-              <w:left w:type="dxa" w:w="100"/>
-              <w:bottom w:type="dxa" w:w="60"/>
-              <w:right w:type="dxa" w:w="100"/>
-            </w:tcMar>
-          </w:tcPr>
-          <w:p>
-            <w:pPr>
-              <w:spacing w:after="0" w:line="250"/>
+              <w:top w:type="dxa" w:w="58"/>
+              <w:left w:type="dxa" w:w="90"/>
+              <w:bottom w:type="dxa" w:w="58"/>
+              <w:right w:type="dxa" w:w="90"/>
+            </w:tcMar>
+          </w:tcPr>
+          <w:p>
+            <w:pPr>
+              <w:spacing w:after="0" w:line="246"/>
             </w:pPr>
             <w:r>
               <w:rPr>
@@ -1302,13 +1573,13 @@
                 <w:sz w:val="13"/>
                 <w:szCs w:val="13"/>
               </w:rPr>
-              <w:t xml:space="preserve">A dashboard layered over third-party voice providers.</w:t>
-            </w:r>
-          </w:p>
-        </w:tc>
-        <w:tc>
-          <w:tcPr>
-            <w:tcW w:type="dxa" w:w="2400"/>
+              <w:t xml:space="preserve">Voice (provider layer)</w:t>
+            </w:r>
+          </w:p>
+        </w:tc>
+        <w:tc>
+          <w:tcPr>
+            <w:tcW w:type="dxa" w:w="1600"/>
             <w:tcBorders>
               <w:top w:val="single" w:color="D9DEE8" w:sz="4"/>
               <w:left w:val="single" w:color="D9DEE8" w:sz="4"/>
@@ -1317,15 +1588,15 @@
             </w:tcBorders>
             <w:shd w:fill="FFFFFF" w:color="auto" w:val="clear"/>
             <w:tcMar>
-              <w:top w:type="dxa" w:w="60"/>
-              <w:left w:type="dxa" w:w="100"/>
-              <w:bottom w:type="dxa" w:w="60"/>
-              <w:right w:type="dxa" w:w="100"/>
-            </w:tcMar>
-          </w:tcPr>
-          <w:p>
-            <w:pPr>
-              <w:spacing w:after="0" w:line="250"/>
+              <w:top w:type="dxa" w:w="58"/>
+              <w:left w:type="dxa" w:w="90"/>
+              <w:bottom w:type="dxa" w:w="58"/>
+              <w:right w:type="dxa" w:w="90"/>
+            </w:tcMar>
+          </w:tcPr>
+          <w:p>
+            <w:pPr>
+              <w:spacing w:after="0" w:line="246"/>
             </w:pPr>
             <w:r>
               <w:rPr>
@@ -1336,13 +1607,13 @@
                 <w:sz w:val="13"/>
                 <w:szCs w:val="13"/>
               </w:rPr>
-              <w:t xml:space="preserve">Fast launch on top of an existing provider.</w:t>
-            </w:r>
-          </w:p>
-        </w:tc>
-        <w:tc>
-          <w:tcPr>
-            <w:tcW w:type="dxa" w:w="2160"/>
+              <w:t xml:space="preserve">White-label</w:t>
+            </w:r>
+          </w:p>
+        </w:tc>
+        <w:tc>
+          <w:tcPr>
+            <w:tcW w:type="dxa" w:w="1500"/>
             <w:tcBorders>
               <w:top w:val="single" w:color="D9DEE8" w:sz="4"/>
               <w:left w:val="single" w:color="D9DEE8" w:sz="4"/>
@@ -1351,15 +1622,15 @@
             </w:tcBorders>
             <w:shd w:fill="FFFFFF" w:color="auto" w:val="clear"/>
             <w:tcMar>
-              <w:top w:type="dxa" w:w="60"/>
-              <w:left w:type="dxa" w:w="100"/>
-              <w:bottom w:type="dxa" w:w="60"/>
-              <w:right w:type="dxa" w:w="100"/>
-            </w:tcMar>
-          </w:tcPr>
-          <w:p>
-            <w:pPr>
-              <w:spacing w:after="0" w:line="250"/>
+              <w:top w:type="dxa" w:w="58"/>
+              <w:left w:type="dxa" w:w="90"/>
+              <w:bottom w:type="dxa" w:w="58"/>
+              <w:right w:type="dxa" w:w="90"/>
+            </w:tcMar>
+          </w:tcPr>
+          <w:p>
+            <w:pPr>
+              <w:spacing w:after="0" w:line="246"/>
             </w:pPr>
             <w:r>
               <w:rPr>
@@ -1370,7 +1641,41 @@
                 <w:sz w:val="13"/>
                 <w:szCs w:val="13"/>
               </w:rPr>
-              <w:t xml:space="preserve">You inherit the underlying provider's limits and pricing changes.</w:t>
+              <w:t xml:space="preserve">Verify</w:t>
+            </w:r>
+          </w:p>
+        </w:tc>
+        <w:tc>
+          <w:tcPr>
+            <w:tcW w:type="dxa" w:w="2960"/>
+            <w:tcBorders>
+              <w:top w:val="single" w:color="D9DEE8" w:sz="4"/>
+              <w:left w:val="single" w:color="D9DEE8" w:sz="4"/>
+              <w:bottom w:val="single" w:color="D9DEE8" w:sz="4"/>
+              <w:right w:val="single" w:color="D9DEE8" w:sz="4"/>
+            </w:tcBorders>
+            <w:shd w:fill="FFFFFF" w:color="auto" w:val="clear"/>
+            <w:tcMar>
+              <w:top w:type="dxa" w:w="58"/>
+              <w:left w:type="dxa" w:w="90"/>
+              <w:bottom w:type="dxa" w:w="58"/>
+              <w:right w:type="dxa" w:w="90"/>
+            </w:tcMar>
+          </w:tcPr>
+          <w:p>
+            <w:pPr>
+              <w:spacing w:after="0" w:line="246"/>
+            </w:pPr>
+            <w:r>
+              <w:rPr>
+                <w:rFonts w:ascii="Calibri" w:cs="Calibri" w:eastAsia="Calibri" w:hAnsi="Calibri"/>
+                <w:b w:val="false"/>
+                <w:bCs w:val="false"/>
+                <w:color w:val="24303F"/>
+                <w:sz w:val="13"/>
+                <w:szCs w:val="13"/>
+              </w:rPr>
+              <w:t xml:space="preserve">Fast launch over an existing provider</w:t>
             </w:r>
           </w:p>
         </w:tc>
@@ -1378,7 +1683,7 @@
       <w:tr>
         <w:tc>
           <w:tcPr>
-            <w:tcW w:type="dxa" w:w="1750"/>
+            <w:tcW w:type="dxa" w:w="1550"/>
             <w:tcBorders>
               <w:top w:val="single" w:color="D9DEE8" w:sz="4"/>
               <w:left w:val="single" w:color="D9DEE8" w:sz="4"/>
@@ -1387,15 +1692,15 @@
             </w:tcBorders>
             <w:shd w:fill="FFFFFF" w:color="auto" w:val="clear"/>
             <w:tcMar>
-              <w:top w:type="dxa" w:w="60"/>
-              <w:left w:type="dxa" w:w="100"/>
-              <w:bottom w:type="dxa" w:w="60"/>
-              <w:right w:type="dxa" w:w="100"/>
-            </w:tcMar>
-          </w:tcPr>
-          <w:p>
-            <w:pPr>
-              <w:spacing w:after="0" w:line="250"/>
+              <w:top w:type="dxa" w:w="58"/>
+              <w:left w:type="dxa" w:w="90"/>
+              <w:bottom w:type="dxa" w:w="58"/>
+              <w:right w:type="dxa" w:w="90"/>
+            </w:tcMar>
+          </w:tcPr>
+          <w:p>
+            <w:pPr>
+              <w:spacing w:after="0" w:line="246"/>
             </w:pPr>
             <w:r>
               <w:rPr>
@@ -1412,7 +1717,7 @@
         </w:tc>
         <w:tc>
           <w:tcPr>
-            <w:tcW w:type="dxa" w:w="3050"/>
+            <w:tcW w:type="dxa" w:w="1750"/>
             <w:tcBorders>
               <w:top w:val="single" w:color="D9DEE8" w:sz="4"/>
               <w:left w:val="single" w:color="D9DEE8" w:sz="4"/>
@@ -1421,15 +1726,15 @@
             </w:tcBorders>
             <w:shd w:fill="FFFFFF" w:color="auto" w:val="clear"/>
             <w:tcMar>
-              <w:top w:type="dxa" w:w="60"/>
-              <w:left w:type="dxa" w:w="100"/>
-              <w:bottom w:type="dxa" w:w="60"/>
-              <w:right w:type="dxa" w:w="100"/>
-            </w:tcMar>
-          </w:tcPr>
-          <w:p>
-            <w:pPr>
-              <w:spacing w:after="0" w:line="250"/>
+              <w:top w:type="dxa" w:w="58"/>
+              <w:left w:type="dxa" w:w="90"/>
+              <w:bottom w:type="dxa" w:w="58"/>
+              <w:right w:type="dxa" w:w="90"/>
+            </w:tcMar>
+          </w:tcPr>
+          <w:p>
+            <w:pPr>
+              <w:spacing w:after="0" w:line="246"/>
             </w:pPr>
             <w:r>
               <w:rPr>
@@ -1440,13 +1745,13 @@
                 <w:sz w:val="13"/>
                 <w:szCs w:val="13"/>
               </w:rPr>
-              <w:t xml:space="preserve">Chat-first agent platform with voice added.</w:t>
-            </w:r>
-          </w:p>
-        </w:tc>
-        <w:tc>
-          <w:tcPr>
-            <w:tcW w:type="dxa" w:w="2400"/>
+              <w:t xml:space="preserve">Chat-first + voice</w:t>
+            </w:r>
+          </w:p>
+        </w:tc>
+        <w:tc>
+          <w:tcPr>
+            <w:tcW w:type="dxa" w:w="1600"/>
             <w:tcBorders>
               <w:top w:val="single" w:color="D9DEE8" w:sz="4"/>
               <w:left w:val="single" w:color="D9DEE8" w:sz="4"/>
@@ -1455,15 +1760,15 @@
             </w:tcBorders>
             <w:shd w:fill="FFFFFF" w:color="auto" w:val="clear"/>
             <w:tcMar>
-              <w:top w:type="dxa" w:w="60"/>
-              <w:left w:type="dxa" w:w="100"/>
-              <w:bottom w:type="dxa" w:w="60"/>
-              <w:right w:type="dxa" w:w="100"/>
-            </w:tcMar>
-          </w:tcPr>
-          <w:p>
-            <w:pPr>
-              <w:spacing w:after="0" w:line="250"/>
+              <w:top w:type="dxa" w:w="58"/>
+              <w:left w:type="dxa" w:w="90"/>
+              <w:bottom w:type="dxa" w:w="58"/>
+              <w:right w:type="dxa" w:w="90"/>
+            </w:tcMar>
+          </w:tcPr>
+          <w:p>
+            <w:pPr>
+              <w:spacing w:after="0" w:line="246"/>
             </w:pPr>
             <w:r>
               <w:rPr>
@@ -1474,13 +1779,13 @@
                 <w:sz w:val="13"/>
                 <w:szCs w:val="13"/>
               </w:rPr>
-              <w:t xml:space="preserve">Agencies leading with chat, voice secondary.</w:t>
-            </w:r>
-          </w:p>
-        </w:tc>
-        <w:tc>
-          <w:tcPr>
-            <w:tcW w:type="dxa" w:w="2160"/>
+              <w:t xml:space="preserve">White-label</w:t>
+            </w:r>
+          </w:p>
+        </w:tc>
+        <w:tc>
+          <w:tcPr>
+            <w:tcW w:type="dxa" w:w="1500"/>
             <w:tcBorders>
               <w:top w:val="single" w:color="D9DEE8" w:sz="4"/>
               <w:left w:val="single" w:color="D9DEE8" w:sz="4"/>
@@ -1489,15 +1794,15 @@
             </w:tcBorders>
             <w:shd w:fill="FFFFFF" w:color="auto" w:val="clear"/>
             <w:tcMar>
-              <w:top w:type="dxa" w:w="60"/>
-              <w:left w:type="dxa" w:w="100"/>
-              <w:bottom w:type="dxa" w:w="60"/>
-              <w:right w:type="dxa" w:w="100"/>
-            </w:tcMar>
-          </w:tcPr>
-          <w:p>
-            <w:pPr>
-              <w:spacing w:after="0" w:line="250"/>
+              <w:top w:type="dxa" w:w="58"/>
+              <w:left w:type="dxa" w:w="90"/>
+              <w:bottom w:type="dxa" w:w="58"/>
+              <w:right w:type="dxa" w:w="90"/>
+            </w:tcMar>
+          </w:tcPr>
+          <w:p>
+            <w:pPr>
+              <w:spacing w:after="0" w:line="246"/>
             </w:pPr>
             <w:r>
               <w:rPr>
@@ -1508,7 +1813,41 @@
                 <w:sz w:val="13"/>
                 <w:szCs w:val="13"/>
               </w:rPr>
-              <w:t xml:space="preserve">Voice is not the origin of the product; check call quality and compliance.</w:t>
+              <w:t xml:space="preserve">Verify</w:t>
+            </w:r>
+          </w:p>
+        </w:tc>
+        <w:tc>
+          <w:tcPr>
+            <w:tcW w:type="dxa" w:w="2960"/>
+            <w:tcBorders>
+              <w:top w:val="single" w:color="D9DEE8" w:sz="4"/>
+              <w:left w:val="single" w:color="D9DEE8" w:sz="4"/>
+              <w:bottom w:val="single" w:color="D9DEE8" w:sz="4"/>
+              <w:right w:val="single" w:color="D9DEE8" w:sz="4"/>
+            </w:tcBorders>
+            <w:shd w:fill="FFFFFF" w:color="auto" w:val="clear"/>
+            <w:tcMar>
+              <w:top w:type="dxa" w:w="58"/>
+              <w:left w:type="dxa" w:w="90"/>
+              <w:bottom w:type="dxa" w:w="58"/>
+              <w:right w:type="dxa" w:w="90"/>
+            </w:tcMar>
+          </w:tcPr>
+          <w:p>
+            <w:pPr>
+              <w:spacing w:after="0" w:line="246"/>
+            </w:pPr>
+            <w:r>
+              <w:rPr>
+                <w:rFonts w:ascii="Calibri" w:cs="Calibri" w:eastAsia="Calibri" w:hAnsi="Calibri"/>
+                <w:b w:val="false"/>
+                <w:bCs w:val="false"/>
+                <w:color w:val="24303F"/>
+                <w:sz w:val="13"/>
+                <w:szCs w:val="13"/>
+              </w:rPr>
+              <w:t xml:space="preserve">Agencies leading with chat</w:t>
             </w:r>
           </w:p>
         </w:tc>
@@ -1516,7 +1855,7 @@
       <w:tr>
         <w:tc>
           <w:tcPr>
-            <w:tcW w:type="dxa" w:w="1750"/>
+            <w:tcW w:type="dxa" w:w="1550"/>
             <w:tcBorders>
               <w:top w:val="single" w:color="D9DEE8" w:sz="4"/>
               <w:left w:val="single" w:color="D9DEE8" w:sz="4"/>
@@ -1525,15 +1864,15 @@
             </w:tcBorders>
             <w:shd w:fill="FFFFFF" w:color="auto" w:val="clear"/>
             <w:tcMar>
-              <w:top w:type="dxa" w:w="60"/>
-              <w:left w:type="dxa" w:w="100"/>
-              <w:bottom w:type="dxa" w:w="60"/>
-              <w:right w:type="dxa" w:w="100"/>
-            </w:tcMar>
-          </w:tcPr>
-          <w:p>
-            <w:pPr>
-              <w:spacing w:after="0" w:line="250"/>
+              <w:top w:type="dxa" w:w="58"/>
+              <w:left w:type="dxa" w:w="90"/>
+              <w:bottom w:type="dxa" w:w="58"/>
+              <w:right w:type="dxa" w:w="90"/>
+            </w:tcMar>
+          </w:tcPr>
+          <w:p>
+            <w:pPr>
+              <w:spacing w:after="0" w:line="246"/>
             </w:pPr>
             <w:r>
               <w:rPr>
@@ -1550,7 +1889,7 @@
         </w:tc>
         <w:tc>
           <w:tcPr>
-            <w:tcW w:type="dxa" w:w="3050"/>
+            <w:tcW w:type="dxa" w:w="1750"/>
             <w:tcBorders>
               <w:top w:val="single" w:color="D9DEE8" w:sz="4"/>
               <w:left w:val="single" w:color="D9DEE8" w:sz="4"/>
@@ -1559,15 +1898,15 @@
             </w:tcBorders>
             <w:shd w:fill="FFFFFF" w:color="auto" w:val="clear"/>
             <w:tcMar>
-              <w:top w:type="dxa" w:w="60"/>
-              <w:left w:type="dxa" w:w="100"/>
-              <w:bottom w:type="dxa" w:w="60"/>
-              <w:right w:type="dxa" w:w="100"/>
-            </w:tcMar>
-          </w:tcPr>
-          <w:p>
-            <w:pPr>
-              <w:spacing w:after="0" w:line="250"/>
+              <w:top w:type="dxa" w:w="58"/>
+              <w:left w:type="dxa" w:w="90"/>
+              <w:bottom w:type="dxa" w:w="58"/>
+              <w:right w:type="dxa" w:w="90"/>
+            </w:tcMar>
+          </w:tcPr>
+          <w:p>
+            <w:pPr>
+              <w:spacing w:after="0" w:line="246"/>
             </w:pPr>
             <w:r>
               <w:rPr>
@@ -1578,13 +1917,13 @@
                 <w:sz w:val="13"/>
                 <w:szCs w:val="13"/>
               </w:rPr>
-              <w:t xml:space="preserve">Chatbot and voice agents with a reseller program.</w:t>
-            </w:r>
-          </w:p>
-        </w:tc>
-        <w:tc>
-          <w:tcPr>
-            <w:tcW w:type="dxa" w:w="2400"/>
+              <w:t xml:space="preserve">Chatbot + voice</w:t>
+            </w:r>
+          </w:p>
+        </w:tc>
+        <w:tc>
+          <w:tcPr>
+            <w:tcW w:type="dxa" w:w="1600"/>
             <w:tcBorders>
               <w:top w:val="single" w:color="D9DEE8" w:sz="4"/>
               <w:left w:val="single" w:color="D9DEE8" w:sz="4"/>
@@ -1593,15 +1932,15 @@
             </w:tcBorders>
             <w:shd w:fill="FFFFFF" w:color="auto" w:val="clear"/>
             <w:tcMar>
-              <w:top w:type="dxa" w:w="60"/>
-              <w:left w:type="dxa" w:w="100"/>
-              <w:bottom w:type="dxa" w:w="60"/>
-              <w:right w:type="dxa" w:w="100"/>
-            </w:tcMar>
-          </w:tcPr>
-          <w:p>
-            <w:pPr>
-              <w:spacing w:after="0" w:line="250"/>
+              <w:top w:type="dxa" w:w="58"/>
+              <w:left w:type="dxa" w:w="90"/>
+              <w:bottom w:type="dxa" w:w="58"/>
+              <w:right w:type="dxa" w:w="90"/>
+            </w:tcMar>
+          </w:tcPr>
+          <w:p>
+            <w:pPr>
+              <w:spacing w:after="0" w:line="246"/>
             </w:pPr>
             <w:r>
               <w:rPr>
@@ -1612,13 +1951,13 @@
                 <w:sz w:val="13"/>
                 <w:szCs w:val="13"/>
               </w:rPr>
-              <w:t xml:space="preserve">Agencies wanting chat and voice from one vendor.</w:t>
-            </w:r>
-          </w:p>
-        </w:tc>
-        <w:tc>
-          <w:tcPr>
-            <w:tcW w:type="dxa" w:w="2160"/>
+              <w:t xml:space="preserve">White-label</w:t>
+            </w:r>
+          </w:p>
+        </w:tc>
+        <w:tc>
+          <w:tcPr>
+            <w:tcW w:type="dxa" w:w="1500"/>
             <w:tcBorders>
               <w:top w:val="single" w:color="D9DEE8" w:sz="4"/>
               <w:left w:val="single" w:color="D9DEE8" w:sz="4"/>
@@ -1627,15 +1966,15 @@
             </w:tcBorders>
             <w:shd w:fill="FFFFFF" w:color="auto" w:val="clear"/>
             <w:tcMar>
-              <w:top w:type="dxa" w:w="60"/>
-              <w:left w:type="dxa" w:w="100"/>
-              <w:bottom w:type="dxa" w:w="60"/>
-              <w:right w:type="dxa" w:w="100"/>
-            </w:tcMar>
-          </w:tcPr>
-          <w:p>
-            <w:pPr>
-              <w:spacing w:after="0" w:line="250"/>
+              <w:top w:type="dxa" w:w="58"/>
+              <w:left w:type="dxa" w:w="90"/>
+              <w:bottom w:type="dxa" w:w="58"/>
+              <w:right w:type="dxa" w:w="90"/>
+            </w:tcMar>
+          </w:tcPr>
+          <w:p>
+            <w:pPr>
+              <w:spacing w:after="0" w:line="246"/>
             </w:pPr>
             <w:r>
               <w:rPr>
@@ -1646,7 +1985,41 @@
                 <w:sz w:val="13"/>
                 <w:szCs w:val="13"/>
               </w:rPr>
-              <w:t xml:space="preserve">Chatbot-led; confirm the voice and compliance depth for phone-heavy clients.</w:t>
+              <w:t xml:space="preserve">Verify</w:t>
+            </w:r>
+          </w:p>
+        </w:tc>
+        <w:tc>
+          <w:tcPr>
+            <w:tcW w:type="dxa" w:w="2960"/>
+            <w:tcBorders>
+              <w:top w:val="single" w:color="D9DEE8" w:sz="4"/>
+              <w:left w:val="single" w:color="D9DEE8" w:sz="4"/>
+              <w:bottom w:val="single" w:color="D9DEE8" w:sz="4"/>
+              <w:right w:val="single" w:color="D9DEE8" w:sz="4"/>
+            </w:tcBorders>
+            <w:shd w:fill="FFFFFF" w:color="auto" w:val="clear"/>
+            <w:tcMar>
+              <w:top w:type="dxa" w:w="58"/>
+              <w:left w:type="dxa" w:w="90"/>
+              <w:bottom w:type="dxa" w:w="58"/>
+              <w:right w:type="dxa" w:w="90"/>
+            </w:tcMar>
+          </w:tcPr>
+          <w:p>
+            <w:pPr>
+              <w:spacing w:after="0" w:line="246"/>
+            </w:pPr>
+            <w:r>
+              <w:rPr>
+                <w:rFonts w:ascii="Calibri" w:cs="Calibri" w:eastAsia="Calibri" w:hAnsi="Calibri"/>
+                <w:b w:val="false"/>
+                <w:bCs w:val="false"/>
+                <w:color w:val="24303F"/>
+                <w:sz w:val="13"/>
+                <w:szCs w:val="13"/>
+              </w:rPr>
+              <w:t xml:space="preserve">Chat and voice from one vendor</w:t>
             </w:r>
           </w:p>
         </w:tc>
@@ -1654,7 +2027,7 @@
       <w:tr>
         <w:tc>
           <w:tcPr>
-            <w:tcW w:type="dxa" w:w="1750"/>
+            <w:tcW w:type="dxa" w:w="1550"/>
             <w:tcBorders>
               <w:top w:val="single" w:color="D9DEE8" w:sz="4"/>
               <w:left w:val="single" w:color="D9DEE8" w:sz="4"/>
@@ -1663,15 +2036,15 @@
             </w:tcBorders>
             <w:shd w:fill="FFFFFF" w:color="auto" w:val="clear"/>
             <w:tcMar>
-              <w:top w:type="dxa" w:w="60"/>
-              <w:left w:type="dxa" w:w="100"/>
-              <w:bottom w:type="dxa" w:w="60"/>
-              <w:right w:type="dxa" w:w="100"/>
-            </w:tcMar>
-          </w:tcPr>
-          <w:p>
-            <w:pPr>
-              <w:spacing w:after="0" w:line="250"/>
+              <w:top w:type="dxa" w:w="58"/>
+              <w:left w:type="dxa" w:w="90"/>
+              <w:bottom w:type="dxa" w:w="58"/>
+              <w:right w:type="dxa" w:w="90"/>
+            </w:tcMar>
+          </w:tcPr>
+          <w:p>
+            <w:pPr>
+              <w:spacing w:after="0" w:line="246"/>
             </w:pPr>
             <w:r>
               <w:rPr>
@@ -1688,7 +2061,7 @@
         </w:tc>
         <w:tc>
           <w:tcPr>
-            <w:tcW w:type="dxa" w:w="3050"/>
+            <w:tcW w:type="dxa" w:w="1750"/>
             <w:tcBorders>
               <w:top w:val="single" w:color="D9DEE8" w:sz="4"/>
               <w:left w:val="single" w:color="D9DEE8" w:sz="4"/>
@@ -1697,15 +2070,15 @@
             </w:tcBorders>
             <w:shd w:fill="FFFFFF" w:color="auto" w:val="clear"/>
             <w:tcMar>
-              <w:top w:type="dxa" w:w="60"/>
-              <w:left w:type="dxa" w:w="100"/>
-              <w:bottom w:type="dxa" w:w="60"/>
-              <w:right w:type="dxa" w:w="100"/>
-            </w:tcMar>
-          </w:tcPr>
-          <w:p>
-            <w:pPr>
-              <w:spacing w:after="0" w:line="250"/>
+              <w:top w:type="dxa" w:w="58"/>
+              <w:left w:type="dxa" w:w="90"/>
+              <w:bottom w:type="dxa" w:w="58"/>
+              <w:right w:type="dxa" w:w="90"/>
+            </w:tcMar>
+          </w:tcPr>
+          <w:p>
+            <w:pPr>
+              <w:spacing w:after="0" w:line="246"/>
             </w:pPr>
             <w:r>
               <w:rPr>
@@ -1716,13 +2089,13 @@
                 <w:sz w:val="13"/>
                 <w:szCs w:val="13"/>
               </w:rPr>
-              <w:t xml:space="preserve">Voice-first platform built around compliance and an auditable record.</w:t>
-            </w:r>
-          </w:p>
-        </w:tc>
-        <w:tc>
-          <w:tcPr>
-            <w:tcW w:type="dxa" w:w="2400"/>
+              <w:t xml:space="preserve">Voice-first</w:t>
+            </w:r>
+          </w:p>
+        </w:tc>
+        <w:tc>
+          <w:tcPr>
+            <w:tcW w:type="dxa" w:w="1600"/>
             <w:tcBorders>
               <w:top w:val="single" w:color="D9DEE8" w:sz="4"/>
               <w:left w:val="single" w:color="D9DEE8" w:sz="4"/>
@@ -1731,15 +2104,15 @@
             </w:tcBorders>
             <w:shd w:fill="FFFFFF" w:color="auto" w:val="clear"/>
             <w:tcMar>
-              <w:top w:type="dxa" w:w="60"/>
-              <w:left w:type="dxa" w:w="100"/>
-              <w:bottom w:type="dxa" w:w="60"/>
-              <w:right w:type="dxa" w:w="100"/>
-            </w:tcMar>
-          </w:tcPr>
-          <w:p>
-            <w:pPr>
-              <w:spacing w:after="0" w:line="250"/>
+              <w:top w:type="dxa" w:w="58"/>
+              <w:left w:type="dxa" w:w="90"/>
+              <w:bottom w:type="dxa" w:w="58"/>
+              <w:right w:type="dxa" w:w="90"/>
+            </w:tcMar>
+          </w:tcPr>
+          <w:p>
+            <w:pPr>
+              <w:spacing w:after="0" w:line="246"/>
             </w:pPr>
             <w:r>
               <w:rPr>
@@ -1750,13 +2123,13 @@
                 <w:sz w:val="13"/>
                 <w:szCs w:val="13"/>
               </w:rPr>
-              <w:t xml:space="preserve">Agencies with phone-heavy or regulated clients who need a defensible product.</w:t>
-            </w:r>
-          </w:p>
-        </w:tc>
-        <w:tc>
-          <w:tcPr>
-            <w:tcW w:type="dxa" w:w="2160"/>
+              <w:t xml:space="preserve">Full: domain, dashboard, billing</w:t>
+            </w:r>
+          </w:p>
+        </w:tc>
+        <w:tc>
+          <w:tcPr>
+            <w:tcW w:type="dxa" w:w="1500"/>
             <w:tcBorders>
               <w:top w:val="single" w:color="D9DEE8" w:sz="4"/>
               <w:left w:val="single" w:color="D9DEE8" w:sz="4"/>
@@ -1765,15 +2138,15 @@
             </w:tcBorders>
             <w:shd w:fill="FFFFFF" w:color="auto" w:val="clear"/>
             <w:tcMar>
-              <w:top w:type="dxa" w:w="60"/>
-              <w:left w:type="dxa" w:w="100"/>
-              <w:bottom w:type="dxa" w:w="60"/>
-              <w:right w:type="dxa" w:w="100"/>
-            </w:tcMar>
-          </w:tcPr>
-          <w:p>
-            <w:pPr>
-              <w:spacing w:after="0" w:line="250"/>
+              <w:top w:type="dxa" w:w="58"/>
+              <w:left w:type="dxa" w:w="90"/>
+              <w:bottom w:type="dxa" w:w="58"/>
+              <w:right w:type="dxa" w:w="90"/>
+            </w:tcMar>
+          </w:tcPr>
+          <w:p>
+            <w:pPr>
+              <w:spacing w:after="0" w:line="246"/>
             </w:pPr>
             <w:r>
               <w:rPr>
@@ -1784,7 +2157,41 @@
                 <w:sz w:val="13"/>
                 <w:szCs w:val="13"/>
               </w:rPr>
-              <w:t xml:space="preserve">Voice-focused by design; not a broad marketing suite. Disclosure: this is us.</w:t>
+              <w:t xml:space="preserve">Included: SOC 2 II, ISO 27001, HIPAA, GDPR, ACMA, TCPA</w:t>
+            </w:r>
+          </w:p>
+        </w:tc>
+        <w:tc>
+          <w:tcPr>
+            <w:tcW w:type="dxa" w:w="2960"/>
+            <w:tcBorders>
+              <w:top w:val="single" w:color="D9DEE8" w:sz="4"/>
+              <w:left w:val="single" w:color="D9DEE8" w:sz="4"/>
+              <w:bottom w:val="single" w:color="D9DEE8" w:sz="4"/>
+              <w:right w:val="single" w:color="D9DEE8" w:sz="4"/>
+            </w:tcBorders>
+            <w:shd w:fill="FFFFFF" w:color="auto" w:val="clear"/>
+            <w:tcMar>
+              <w:top w:type="dxa" w:w="58"/>
+              <w:left w:type="dxa" w:w="90"/>
+              <w:bottom w:type="dxa" w:w="58"/>
+              <w:right w:type="dxa" w:w="90"/>
+            </w:tcMar>
+          </w:tcPr>
+          <w:p>
+            <w:pPr>
+              <w:spacing w:after="0" w:line="246"/>
+            </w:pPr>
+            <w:r>
+              <w:rPr>
+                <w:rFonts w:ascii="Calibri" w:cs="Calibri" w:eastAsia="Calibri" w:hAnsi="Calibri"/>
+                <w:b w:val="false"/>
+                <w:bCs w:val="false"/>
+                <w:color w:val="24303F"/>
+                <w:sz w:val="13"/>
+                <w:szCs w:val="13"/>
+              </w:rPr>
+              <w:t xml:space="preserve">Phone-heavy or regulated clients (disclosure: this is us)</w:t>
             </w:r>
           </w:p>
         </w:tc>
@@ -1805,39 +2212,7 @@
           <w:sz w:val="20"/>
           <w:szCs w:val="20"/>
         </w:rPr>
-        <w:t xml:space="preserve">A note on the revenue figures you will see on these sites. Claims of $5,000 to $50,000 a month and 200 to 400 per cent markups are marketing, not a promise. Real margins depend on your pricing and the vendor's rate, and usage-based costs can pull them down. Our own </w:t>
-      </w:r>
-      <w:r>
-        <w:rPr>
-          <w:rFonts w:ascii="Calibri" w:cs="Calibri" w:eastAsia="Calibri" w:hAnsi="Calibri"/>
-          <w:color w:val="1B5E86"/>
-          <w:sz w:val="20"/>
-          <w:szCs w:val="20"/>
-          <w:u w:val="single"/>
-        </w:rPr>
-        <w:t xml:space="preserve">white-label profit margins</w:t>
-      </w:r>
-      <w:r>
-        <w:rPr>
-          <w:rFonts w:ascii="Consolas" w:cs="Consolas" w:eastAsia="Consolas" w:hAnsi="Consolas"/>
-          <w:color w:val="5A6675"/>
-          <w:sz w:val="12"/>
-          <w:szCs w:val="12"/>
-        </w:rPr>
-        <w:t xml:space="preserve"> [/blogs/white-label-ai-profit-margins]</w:t>
-      </w:r>
-      <w:r>
-        <w:rPr>
-          <w:rFonts w:ascii="Calibri" w:cs="Calibri" w:eastAsia="Calibri" w:hAnsi="Calibri"/>
-          <w:b w:val="false"/>
-          <w:bCs w:val="false"/>
-          <w:i w:val="false"/>
-          <w:iCs w:val="false"/>
-          <w:color w:val="24303F"/>
-          <w:sz w:val="20"/>
-          <w:szCs w:val="20"/>
-        </w:rPr>
-        <w:t xml:space="preserve"> breakdown works through the actual numbers.</w:t>
+        <w:t xml:space="preserve">What to watch for by group: the all-in-one suites give breadth but shallow voice depth, so you resell a whole platform rather than a focused phone product. The voice specialists differ most on pricing model and compliance, which is where margin and liability actually live. The chatbot-first tools handle text well but were not built phone-first, so check call quality and compliance if your clients live on the phone. Competitor pricing and terms move often; confirm current numbers before you commit.</w:t>
       </w:r>
     </w:p>
     <w:p>
@@ -1871,7 +2246,7 @@
           <w:sz w:val="20"/>
           <w:szCs w:val="20"/>
         </w:rPr>
-        <w:t xml:space="preserve">I built Trillet for the part every other program on that list treats as an afterthought: the record and the compliance. Every client workspace keeps full audit trails and role-based access, and recordings and transcripts are kept, so a disputed call is something you open rather than guess at. Compliance is part of the platform, not an upsell: SOC 2 Type II and ISO 27001, and operation under HIPAA, GDPR, ACMA and TCPA. Pricing is usage-predictable at $0.12 a minute, with Studio from $99 a month and Agency from $299.</w:t>
+        <w:t xml:space="preserve">I built Trillet around the part most of these programs treat as an afterthought: the record and the compliance. Every client workspace keeps full audit trails and role-based access, and recordings and transcripts are retained, so a disputed call is something you open rather than guess at. Compliance is part of the platform, not an upsell: SOC 2 Type II and ISO 27001, and operation under HIPAA, GDPR, ACMA and TCPA. Usage is predictable at $0.12 a minute, with Studio from $99 a month and Agency from $299.</w:t>
       </w:r>
     </w:p>
     <w:p>
@@ -1921,7 +2296,7 @@
           <w:sz w:val="20"/>
           <w:szCs w:val="20"/>
         </w:rPr>
-        <w:t xml:space="preserve"> is self-serve for agencies building under their own brand, while the reseller, referral and OEM tracks in the </w:t>
+        <w:t xml:space="preserve"> is self-serve for agencies building under their own brand; the reseller, referral and OEM tracks in the </w:t>
       </w:r>
       <w:r>
         <w:rPr>
@@ -1953,7 +2328,7 @@
           <w:sz w:val="20"/>
           <w:szCs w:val="20"/>
         </w:rPr>
-        <w:t xml:space="preserve"> are formal arrangements with terms set around your volume. If your clients are dentists, clinics, law firms or trades who lose real money on a missed call, that is the fit. If you want a broad marketing suite, one of the all-in-one platforms above will serve you better, and I would rather tell you that now.</w:t>
+        <w:t xml:space="preserve"> are formal arrangements with terms set around your volume. If your clients are dentists, clinics, law firms or trades who lose real money on a missed call, that is the fit. If you want a broad marketing stack, an all-in-one suite above will serve you better.</w:t>
       </w:r>
     </w:p>
     <w:p>
@@ -1987,7 +2362,7 @@
           <w:sz w:val="20"/>
           <w:szCs w:val="20"/>
         </w:rPr>
-        <w:t xml:space="preserve">Start from your clients, not the feature list. If they are phone-heavy and regulated, weight compliance and the audit record above everything, and discount programs that sell those as add-ons. If they want a full marketing stack, an all-in-one wins. Whatever you shortlist, run the same checks: forecastable margin, branding on your domain, your data staying yours, a real support path, and a clean exit. Then sign two or three clients before you touch your pricing page, and price for a margin that survives a jump in usage.</w:t>
+        <w:t xml:space="preserve">Start from your clients, not the feature grid. Phone-heavy and regulated: weight compliance and the call record above everything, and discount programs that sell those as add-ons. Wanting a full marketing stack: an all-in-one wins. Whatever the shortlist, run the same five checks, sign two or three clients before you touch your pricing page, and price for a margin that survives a jump in usage.</w:t>
       </w:r>
     </w:p>
     <w:p>
@@ -2005,7 +2380,7 @@
           <w:sz w:val="20"/>
           <w:szCs w:val="20"/>
         </w:rPr>
-        <w:t xml:space="preserve">If the compliance-heavy description sounds like your book of clients, the </w:t>
+        <w:t xml:space="preserve">If the compliance-heavy description matches your book of clients, the </w:t>
       </w:r>
       <w:r>
         <w:rPr>
@@ -2069,7 +2444,7 @@
           <w:sz w:val="20"/>
           <w:szCs w:val="20"/>
         </w:rPr>
-        <w:t xml:space="preserve"> page covers how the record-keeping works. If you are still deciding whether reselling is the right model at all, our </w:t>
+        <w:t xml:space="preserve"> page shows how the record-keeping works. Still deciding whether reselling is the right model at all? Start with our </w:t>
       </w:r>
       <w:r>
         <w:rPr>
@@ -2101,7 +2476,7 @@
           <w:sz w:val="20"/>
           <w:szCs w:val="20"/>
         </w:rPr>
-        <w:t xml:space="preserve"> is the place to start.</w:t>
+        <w:t xml:space="preserve">.</w:t>
       </w:r>
     </w:p>
     <w:p>
@@ -2117,7 +2492,7 @@
           <w:sz w:val="25"/>
           <w:szCs w:val="25"/>
         </w:rPr>
-        <w:t xml:space="preserve">Questions I get asked most</w:t>
+        <w:t xml:space="preserve">Frequently asked questions</w:t>
       </w:r>
     </w:p>
     <w:p>
@@ -2151,7 +2526,7 @@
           <w:sz w:val="20"/>
           <w:szCs w:val="20"/>
         </w:rPr>
-        <w:t xml:space="preserve">A program that lets you sell a vendor's product under your own brand. You pay a wholesale rate, set your own price, and own the client; the vendor stays invisible and keeps the platform running.</w:t>
+        <w:t xml:space="preserve">A program that lets you sell a vendor's product under your own brand. You pay a wholesale rate, set your own retail price, and own the client; the vendor stays invisible and runs the platform.</w:t>
       </w:r>
     </w:p>
     <w:p>
@@ -2167,7 +2542,7 @@
           <w:sz w:val="20"/>
           <w:szCs w:val="20"/>
         </w:rPr>
-        <w:t xml:space="preserve">How much margin can I keep?</w:t>
+        <w:t xml:space="preserve">How much can I make reselling white-label software?</w:t>
       </w:r>
     </w:p>
     <w:p>
@@ -2185,7 +2560,7 @@
           <w:sz w:val="20"/>
           <w:szCs w:val="20"/>
         </w:rPr>
-        <w:t xml:space="preserve">The gap between the wholesale rate and your retail price, every month a client stays. It is healthy and recurring, but usage-based costs can erode it, so price with a band rather than a flat rate.</w:t>
+        <w:t xml:space="preserve">You keep the gap between the wholesale rate and your retail price, every month a client stays. Agencies commonly mark up two to four times cost; on Trillet, sensible pricing holds 50 to 75 per cent margins. Usage-based costs can erode that, so price with a band.</w:t>
       </w:r>
     </w:p>
     <w:p>
@@ -2201,7 +2576,7 @@
           <w:sz w:val="20"/>
           <w:szCs w:val="20"/>
         </w:rPr>
-        <w:t xml:space="preserve">What separates a real white-label program from a badge?</w:t>
+        <w:t xml:space="preserve">What is the difference between reseller, referral and OEM?</w:t>
       </w:r>
     </w:p>
     <w:p>
@@ -2219,7 +2594,7 @@
           <w:sz w:val="20"/>
           <w:szCs w:val="20"/>
         </w:rPr>
-        <w:t xml:space="preserve">In a real one the client logs in on your domain, is billed by you, and never sees the vendor. If the vendor's name still shows in the dashboard or the emails, it is a reseller badge, not white-label.</w:t>
+        <w:t xml:space="preserve">A reseller sells the product for a margin, often under the vendor's brand; a referral partner passes leads for a fee; an OEM embeds the technology in its own product. White-label is the reseller model taken to full own-brand ownership.</w:t>
       </w:r>
     </w:p>
     <w:p>
@@ -2235,7 +2610,7 @@
           <w:sz w:val="20"/>
           <w:szCs w:val="20"/>
         </w:rPr>
-        <w:t xml:space="preserve">Which program is best for regulated clients?</w:t>
+        <w:t xml:space="preserve">How do I spot a real white-label program versus a badge?</w:t>
       </w:r>
     </w:p>
     <w:p>
@@ -2253,7 +2628,7 @@
           <w:sz w:val="20"/>
           <w:szCs w:val="20"/>
         </w:rPr>
-        <w:t xml:space="preserve">Weight compliance and a verifiable call record above features. Trillet is built around that: SOC 2 Type II and ISO 27001, HIPAA, GDPR, ACMA and TCPA, with full audit trails on every workspace.</w:t>
+        <w:t xml:space="preserve">In a real one the client logs in on your domain, is billed by you, and never sees the vendor. If the vendor's name still shows in the dashboard or the emails, it is a badge, not white-label.</w:t>
       </w:r>
     </w:p>
     <w:p>
@@ -2269,7 +2644,7 @@
           <w:sz w:val="20"/>
           <w:szCs w:val="20"/>
         </w:rPr>
-        <w:t xml:space="preserve">How quickly can I start reselling?</w:t>
+        <w:t xml:space="preserve">Which reseller program is best for regulated clients?</w:t>
       </w:r>
     </w:p>
     <w:p>
@@ -2287,7 +2662,59 @@
           <w:sz w:val="20"/>
           <w:szCs w:val="20"/>
         </w:rPr>
+        <w:t xml:space="preserve">Weight compliance and a verifiable call record above features. Trillet is built around that: SOC 2 Type II and ISO 27001, HIPAA, GDPR, ACMA and TCPA, with full audit trails on every workspace.</w:t>
+      </w:r>
+    </w:p>
+    <w:p>
+      <w:pPr>
+        <w:spacing w:after="16" w:before="90"/>
+      </w:pPr>
+      <w:r>
+        <w:rPr>
+          <w:rFonts w:ascii="Calibri" w:cs="Calibri" w:eastAsia="Calibri" w:hAnsi="Calibri"/>
+          <w:b/>
+          <w:bCs/>
+          <w:color w:val="16223C"/>
+          <w:sz w:val="20"/>
+          <w:szCs w:val="20"/>
+        </w:rPr>
+        <w:t xml:space="preserve">How quickly can I start reselling?</w:t>
+      </w:r>
+    </w:p>
+    <w:p>
+      <w:pPr>
+        <w:spacing w:after="110" w:line="278"/>
+      </w:pPr>
+      <w:r>
+        <w:rPr>
+          <w:rFonts w:ascii="Calibri" w:cs="Calibri" w:eastAsia="Calibri" w:hAnsi="Calibri"/>
+          <w:b w:val="false"/>
+          <w:bCs w:val="false"/>
+          <w:i w:val="false"/>
+          <w:iCs w:val="false"/>
+          <w:color w:val="24303F"/>
+          <w:sz w:val="20"/>
+          <w:szCs w:val="20"/>
+        </w:rPr>
         <w:t xml:space="preserve">Most programs get you branded and pitching within days. The limiting factor is usually your own onboarding and support readiness, not the platform.</w:t>
+      </w:r>
+    </w:p>
+    <w:p>
+      <w:pPr>
+        <w:spacing w:after="110" w:line="278"/>
+      </w:pPr>
+      <w:r>
+        <w:rPr>
+          <w:rFonts w:ascii="Calibri" w:cs="Calibri" w:eastAsia="Calibri" w:hAnsi="Calibri"/>
+          <w:b w:val="false"/>
+          <w:bCs w:val="false"/>
+          <w:i/>
+          <w:iCs/>
+          <w:color w:val="5A6675"/>
+          <w:sz w:val="16"/>
+          <w:szCs w:val="16"/>
+        </w:rPr>
+        <w:t xml:space="preserve">Last reviewed: September 2026.</w:t>
       </w:r>
     </w:p>
     <w:p>
@@ -2332,7 +2759,7 @@
           <w:sz w:val="17"/>
           <w:szCs w:val="17"/>
         </w:rPr>
-        <w:t xml:space="preserve">Article + FAQPage + BreadcrumbList. FAQ answers must match the on-page FAQ verbatim; author must be the real byline.</w:t>
+        <w:t xml:space="preserve">Article + FAQPage + ItemList (the program roundup) + BreadcrumbList. Keep dateModified current; author must be the real byline.</w:t>
       </w:r>
     </w:p>
     <w:tbl>
@@ -2421,7 +2848,7 @@
                 <w:sz w:val="13"/>
                 <w:szCs w:val="13"/>
               </w:rPr>
-              <w:t xml:space="preserve">    "headline":"The White-Label Reseller Programs Worth Your Time",</w:t>
+              <w:t xml:space="preserve">    "headline":"White-Label Reseller Programs, Compared by Someone Who Sold Them",</w:t>
             </w:r>
           </w:p>
           <w:p>
@@ -2463,7 +2890,7 @@
                 <w:sz w:val="13"/>
                 <w:szCs w:val="13"/>
               </w:rPr>
-              <w:t xml:space="preserve">    "datePublished":"2026-09-18","dateModified":"2026-09-18",</w:t>
+              <w:t xml:space="preserve">    "datePublished":"2026-09-19","dateModified":"2026-09-19",</w:t>
             </w:r>
           </w:p>
           <w:p>
@@ -2491,7 +2918,119 @@
                 <w:sz w:val="13"/>
                 <w:szCs w:val="13"/>
               </w:rPr>
-              <w:t xml:space="preserve">  { "@type":"FAQPage","mainEntity":[ /* 5 Q&amp;As, text matching page verbatim */ ] },</w:t>
+              <w:t xml:space="preserve">  { "@type":"FAQPage","mainEntity":[ /* 6 Q&amp;As, text matching page verbatim */ ] },</w:t>
+            </w:r>
+          </w:p>
+          <w:p>
+            <w:pPr>
+              <w:spacing w:after="0" w:line="230"/>
+            </w:pPr>
+            <w:r>
+              <w:rPr>
+                <w:rFonts w:ascii="Consolas" w:cs="Consolas" w:eastAsia="Consolas" w:hAnsi="Consolas"/>
+                <w:color w:val="24303F"/>
+                <w:sz w:val="13"/>
+                <w:szCs w:val="13"/>
+              </w:rPr>
+              <w:t xml:space="preserve">  { "@type":"ItemList","name":"White-label reseller programs 2026","itemListElement":[</w:t>
+            </w:r>
+          </w:p>
+          <w:p>
+            <w:pPr>
+              <w:spacing w:after="0" w:line="230"/>
+            </w:pPr>
+            <w:r>
+              <w:rPr>
+                <w:rFonts w:ascii="Consolas" w:cs="Consolas" w:eastAsia="Consolas" w:hAnsi="Consolas"/>
+                <w:color w:val="24303F"/>
+                <w:sz w:val="13"/>
+                <w:szCs w:val="13"/>
+              </w:rPr>
+              <w:t xml:space="preserve">     {"@type":"ListItem","position":1,"name":"GoHighLevel"},</w:t>
+            </w:r>
+          </w:p>
+          <w:p>
+            <w:pPr>
+              <w:spacing w:after="0" w:line="230"/>
+            </w:pPr>
+            <w:r>
+              <w:rPr>
+                <w:rFonts w:ascii="Consolas" w:cs="Consolas" w:eastAsia="Consolas" w:hAnsi="Consolas"/>
+                <w:color w:val="24303F"/>
+                <w:sz w:val="13"/>
+                <w:szCs w:val="13"/>
+              </w:rPr>
+              <w:t xml:space="preserve">     {"@type":"ListItem","position":2,"name":"Vendasta"},</w:t>
+            </w:r>
+          </w:p>
+          <w:p>
+            <w:pPr>
+              <w:spacing w:after="0" w:line="230"/>
+            </w:pPr>
+            <w:r>
+              <w:rPr>
+                <w:rFonts w:ascii="Consolas" w:cs="Consolas" w:eastAsia="Consolas" w:hAnsi="Consolas"/>
+                <w:color w:val="24303F"/>
+                <w:sz w:val="13"/>
+                <w:szCs w:val="13"/>
+              </w:rPr>
+              <w:t xml:space="preserve">     {"@type":"ListItem","position":3,"name":"Synthflow"},</w:t>
+            </w:r>
+          </w:p>
+          <w:p>
+            <w:pPr>
+              <w:spacing w:after="0" w:line="230"/>
+            </w:pPr>
+            <w:r>
+              <w:rPr>
+                <w:rFonts w:ascii="Consolas" w:cs="Consolas" w:eastAsia="Consolas" w:hAnsi="Consolas"/>
+                <w:color w:val="24303F"/>
+                <w:sz w:val="13"/>
+                <w:szCs w:val="13"/>
+              </w:rPr>
+              <w:t xml:space="preserve">     {"@type":"ListItem","position":4,"name":"VoiceAIWrapper"},</w:t>
+            </w:r>
+          </w:p>
+          <w:p>
+            <w:pPr>
+              <w:spacing w:after="0" w:line="230"/>
+            </w:pPr>
+            <w:r>
+              <w:rPr>
+                <w:rFonts w:ascii="Consolas" w:cs="Consolas" w:eastAsia="Consolas" w:hAnsi="Consolas"/>
+                <w:color w:val="24303F"/>
+                <w:sz w:val="13"/>
+                <w:szCs w:val="13"/>
+              </w:rPr>
+              <w:t xml:space="preserve">     {"@type":"ListItem","position":5,"name":"Stammer"},</w:t>
+            </w:r>
+          </w:p>
+          <w:p>
+            <w:pPr>
+              <w:spacing w:after="0" w:line="230"/>
+            </w:pPr>
+            <w:r>
+              <w:rPr>
+                <w:rFonts w:ascii="Consolas" w:cs="Consolas" w:eastAsia="Consolas" w:hAnsi="Consolas"/>
+                <w:color w:val="24303F"/>
+                <w:sz w:val="13"/>
+                <w:szCs w:val="13"/>
+              </w:rPr>
+              <w:t xml:space="preserve">     {"@type":"ListItem","position":6,"name":"Insighto"},</w:t>
+            </w:r>
+          </w:p>
+          <w:p>
+            <w:pPr>
+              <w:spacing w:after="0" w:line="230"/>
+            </w:pPr>
+            <w:r>
+              <w:rPr>
+                <w:rFonts w:ascii="Consolas" w:cs="Consolas" w:eastAsia="Consolas" w:hAnsi="Consolas"/>
+                <w:color w:val="24303F"/>
+                <w:sz w:val="13"/>
+                <w:szCs w:val="13"/>
+              </w:rPr>
+              <w:t xml:space="preserve">     {"@type":"ListItem","position":7,"name":"Trillet"} ] },</w:t>
             </w:r>
           </w:p>
           <w:p>

--- a/seo-audit/Article-02-White-Label-Reseller-Programs.docx
+++ b/seo-audit/Article-02-White-Label-Reseller-Programs.docx
@@ -16,7 +16,7 @@
           <w:sz w:val="15"/>
           <w:szCs w:val="15"/>
         </w:rPr>
-        <w:t xml:space="preserve">TRILLET · FINAL COPY V2 · BLOG 2 OF 6</w:t>
+        <w:t xml:space="preserve">TRILLET · FINAL COPY · BLOG 2 OF 6</w:t>
       </w:r>
     </w:p>
     <w:p>
@@ -210,133 +210,6 @@
     </w:p>
     <w:p>
       <w:pPr>
-        <w:spacing w:after="16" w:before="90"/>
-      </w:pPr>
-      <w:r>
-        <w:rPr>
-          <w:rFonts w:ascii="Calibri" w:cs="Calibri" w:eastAsia="Calibri" w:hAnsi="Calibri"/>
-          <w:b/>
-          <w:bCs/>
-          <w:color w:val="16223C"/>
-          <w:sz w:val="20"/>
-          <w:szCs w:val="20"/>
-        </w:rPr>
-        <w:t xml:space="preserve">Before publishing, confirm these</w:t>
-      </w:r>
-    </w:p>
-    <w:p>
-      <w:pPr>
-        <w:spacing w:after="40"/>
-      </w:pPr>
-      <w:r>
-        <w:rPr>
-          <w:rFonts w:ascii="Calibri" w:cs="Calibri" w:eastAsia="Calibri" w:hAnsi="Calibri"/>
-          <w:b/>
-          <w:bCs/>
-          <w:color w:val="B4442E"/>
-          <w:sz w:val="16"/>
-          <w:szCs w:val="16"/>
-        </w:rPr>
-        <w:t xml:space="preserve">⚑ </w:t>
-      </w:r>
-      <w:r>
-        <w:rPr>
-          <w:rFonts w:ascii="Calibri" w:cs="Calibri" w:eastAsia="Calibri" w:hAnsi="Calibri"/>
-          <w:color w:val="5A6675"/>
-          <w:sz w:val="16"/>
-          <w:szCs w:val="16"/>
-        </w:rPr>
-        <w:t xml:space="preserve">Re-verify every competitor pricing/feature detail before publish; programs change terms often. Specifics kept general on purpose where unconfirmed.</w:t>
-      </w:r>
-    </w:p>
-    <w:p>
-      <w:pPr>
-        <w:spacing w:after="40"/>
-      </w:pPr>
-      <w:r>
-        <w:rPr>
-          <w:rFonts w:ascii="Calibri" w:cs="Calibri" w:eastAsia="Calibri" w:hAnsi="Calibri"/>
-          <w:b/>
-          <w:bCs/>
-          <w:color w:val="B4442E"/>
-          <w:sz w:val="16"/>
-          <w:szCs w:val="16"/>
-        </w:rPr>
-        <w:t xml:space="preserve">⚑ </w:t>
-      </w:r>
-      <w:r>
-        <w:rPr>
-          <w:rFonts w:ascii="Calibri" w:cs="Calibri" w:eastAsia="Calibri" w:hAnsi="Calibri"/>
-          <w:color w:val="5A6675"/>
-          <w:sz w:val="16"/>
-          <w:szCs w:val="16"/>
-        </w:rPr>
-        <w:t xml:space="preserve">The industry markup/revenue range (2-4x, MRR figures) is a commonly-cited external claim, marked [verify source] in the copy. Attribute to a named source or cut before publish.</w:t>
-      </w:r>
-    </w:p>
-    <w:p>
-      <w:pPr>
-        <w:spacing w:after="40"/>
-      </w:pPr>
-      <w:r>
-        <w:rPr>
-          <w:rFonts w:ascii="Calibri" w:cs="Calibri" w:eastAsia="Calibri" w:hAnsi="Calibri"/>
-          <w:b/>
-          <w:bCs/>
-          <w:color w:val="B4442E"/>
-          <w:sz w:val="16"/>
-          <w:szCs w:val="16"/>
-        </w:rPr>
-        <w:t xml:space="preserve">⚑ </w:t>
-      </w:r>
-      <w:r>
-        <w:rPr>
-          <w:rFonts w:ascii="Calibri" w:cs="Calibri" w:eastAsia="Calibri" w:hAnsi="Calibri"/>
-          <w:color w:val="5A6675"/>
-          <w:sz w:val="16"/>
-          <w:szCs w:val="16"/>
-        </w:rPr>
-        <w:t xml:space="preserve">Byline must be a real founder with genuine reseller experience. Add author bio + 'Last reviewed' date on publish.</w:t>
-      </w:r>
-    </w:p>
-    <w:p>
-      <w:pPr>
-        <w:spacing w:after="40"/>
-      </w:pPr>
-      <w:r>
-        <w:rPr>
-          <w:rFonts w:ascii="Calibri" w:cs="Calibri" w:eastAsia="Calibri" w:hAnsi="Calibri"/>
-          <w:b/>
-          <w:bCs/>
-          <w:color w:val="2E7D5B"/>
-          <w:sz w:val="16"/>
-          <w:szCs w:val="16"/>
-        </w:rPr>
-        <w:t xml:space="preserve">✓ </w:t>
-      </w:r>
-      <w:r>
-        <w:rPr>
-          <w:rFonts w:ascii="Calibri" w:cs="Calibri" w:eastAsia="Calibri" w:hAnsi="Calibri"/>
-          <w:color w:val="5A6675"/>
-          <w:sz w:val="16"/>
-          <w:szCs w:val="16"/>
-        </w:rPr>
-        <w:t xml:space="preserve">Trillet figures reconciled to the live site: Studio $99/mo, Agency $299/mo, $0.12/min; SOC 2 Type II, ISO 27001, HIPAA, GDPR, ACMA, TCPA; reseller/referral/OEM tracks on /partners; 50-75% agency margins per the profit-margins page.</w:t>
-      </w:r>
-    </w:p>
-    <w:p>
-      <w:pPr>
-        <w:pBdr>
-          <w:bottom w:val="single" w:color="D9DEE8" w:sz="6"/>
-        </w:pBdr>
-        <w:spacing w:after="120" w:before="120"/>
-      </w:pPr>
-      <w:r>
-        <w:t xml:space="preserve"/>
-      </w:r>
-    </w:p>
-    <w:p>
-      <w:pPr>
         <w:spacing w:after="110" w:line="278"/>
       </w:pPr>
       <w:r>
@@ -350,7 +223,7 @@
           <w:sz w:val="20"/>
           <w:szCs w:val="20"/>
         </w:rPr>
-        <w:t xml:space="preserve">I resold other people's software for years before I built Trillet, and I lost count of the white-label reseller programs I joined along the way. A few carried the business. One or two cost me a client I should have kept. Every program sells the same promise: your brand, strong margins, recurring revenue, live by the weekend. The difference lives under that promise, and you only meet it after you have signed real clients. This is a comparison of the white-label reseller programs worth knowing in 2026, written from that seat.</w:t>
+        <w:t xml:space="preserve">Every white-label reseller program sells the same promise: your brand on the software, strong margins, recurring revenue, live by the weekend. I believed it too. I spent years reselling other people's software before I built Trillet, and I lost count of the programs I signed up for. A few carried the business. One or two cost me a client I should have kept. The promise is easy to make, and the real difference sits underneath it, in the part you only meet once you have signed actual clients. This is a comparison of the white-label reseller programs worth knowing in 2026, written from that seat.</w:t>
       </w:r>
     </w:p>
     <w:tbl>
@@ -497,7 +370,7 @@
           <w:sz w:val="20"/>
           <w:szCs w:val="20"/>
         </w:rPr>
-        <w:t xml:space="preserve">This is the question every reseller page answers first, usually with a large number. Agencies commonly mark AI services up two to four times their platform cost, and monthly recurring revenue in the low thousands to tens of thousands gets quoted often [industry range, verify source]. Those figures are real for some agencies and fantasy for others. What decides yours is your retail price, the vendor's wholesale rate, and whether that rate is usage-based, because usage costs quietly erode a flat retail price as a client's call volume climbs.</w:t>
+        <w:t xml:space="preserve">This is the question every reseller page answers first, usually with a large number in a headline. Ignore the headline and look at the mechanism. You keep the gap between the wholesale rate you pay the vendor and the retail price you charge the client, every month that client stays. What decides the size of that gap is three things: your retail price, the vendor's wholesale rate, and whether that rate is usage-based, because usage costs quietly erode a flat retail price as a client's call volume climbs.</w:t>
       </w:r>
     </w:p>
     <w:p>
@@ -811,11 +684,11 @@
         </w:tblBorders>
       </w:tblPr>
       <w:tblGrid>
-        <w:gridCol w:w="1550"/>
-        <w:gridCol w:w="1750"/>
-        <w:gridCol w:w="1600"/>
-        <w:gridCol w:w="1500"/>
-        <w:gridCol w:w="2960"/>
+        <w:gridCol w:w="1300"/>
+        <w:gridCol w:w="1450"/>
+        <w:gridCol w:w="1450"/>
+        <w:gridCol w:w="2760"/>
+        <w:gridCol w:w="2400"/>
       </w:tblGrid>
       <w:tr>
         <w:trPr>
@@ -823,7 +696,7 @@
         </w:trPr>
         <w:tc>
           <w:tcPr>
-            <w:tcW w:type="dxa" w:w="1550"/>
+            <w:tcW w:type="dxa" w:w="1300"/>
             <w:tcBorders>
               <w:top w:val="single" w:color="D9DEE8" w:sz="4"/>
               <w:left w:val="single" w:color="D9DEE8" w:sz="4"/>
@@ -857,7 +730,7 @@
         </w:tc>
         <w:tc>
           <w:tcPr>
-            <w:tcW w:type="dxa" w:w="1750"/>
+            <w:tcW w:type="dxa" w:w="1450"/>
             <w:tcBorders>
               <w:top w:val="single" w:color="D9DEE8" w:sz="4"/>
               <w:left w:val="single" w:color="D9DEE8" w:sz="4"/>
@@ -891,7 +764,7 @@
         </w:tc>
         <w:tc>
           <w:tcPr>
-            <w:tcW w:type="dxa" w:w="1600"/>
+            <w:tcW w:type="dxa" w:w="1450"/>
             <w:tcBorders>
               <w:top w:val="single" w:color="D9DEE8" w:sz="4"/>
               <w:left w:val="single" w:color="D9DEE8" w:sz="4"/>
@@ -925,7 +798,7 @@
         </w:tc>
         <w:tc>
           <w:tcPr>
-            <w:tcW w:type="dxa" w:w="1500"/>
+            <w:tcW w:type="dxa" w:w="2760"/>
             <w:tcBorders>
               <w:top w:val="single" w:color="D9DEE8" w:sz="4"/>
               <w:left w:val="single" w:color="D9DEE8" w:sz="4"/>
@@ -953,13 +826,13 @@
                 <w:sz w:val="14"/>
                 <w:szCs w:val="14"/>
               </w:rPr>
-              <w:t xml:space="preserve">Compliance</w:t>
-            </w:r>
-          </w:p>
-        </w:tc>
-        <w:tc>
-          <w:tcPr>
-            <w:tcW w:type="dxa" w:w="2960"/>
+              <w:t xml:space="preserve">Compliance (as of 2026)</w:t>
+            </w:r>
+          </w:p>
+        </w:tc>
+        <w:tc>
+          <w:tcPr>
+            <w:tcW w:type="dxa" w:w="2400"/>
             <w:tcBorders>
               <w:top w:val="single" w:color="D9DEE8" w:sz="4"/>
               <w:left w:val="single" w:color="D9DEE8" w:sz="4"/>
@@ -995,7 +868,7 @@
       <w:tr>
         <w:tc>
           <w:tcPr>
-            <w:tcW w:type="dxa" w:w="1550"/>
+            <w:tcW w:type="dxa" w:w="1300"/>
             <w:tcBorders>
               <w:top w:val="single" w:color="D9DEE8" w:sz="4"/>
               <w:left w:val="single" w:color="D9DEE8" w:sz="4"/>
@@ -1029,7 +902,7 @@
         </w:tc>
         <w:tc>
           <w:tcPr>
-            <w:tcW w:type="dxa" w:w="1750"/>
+            <w:tcW w:type="dxa" w:w="1450"/>
             <w:tcBorders>
               <w:top w:val="single" w:color="D9DEE8" w:sz="4"/>
               <w:left w:val="single" w:color="D9DEE8" w:sz="4"/>
@@ -1063,7 +936,7 @@
         </w:tc>
         <w:tc>
           <w:tcPr>
-            <w:tcW w:type="dxa" w:w="1600"/>
+            <w:tcW w:type="dxa" w:w="1450"/>
             <w:tcBorders>
               <w:top w:val="single" w:color="D9DEE8" w:sz="4"/>
               <w:left w:val="single" w:color="D9DEE8" w:sz="4"/>
@@ -1097,41 +970,41 @@
         </w:tc>
         <w:tc>
           <w:tcPr>
-            <w:tcW w:type="dxa" w:w="1500"/>
-            <w:tcBorders>
-              <w:top w:val="single" w:color="D9DEE8" w:sz="4"/>
-              <w:left w:val="single" w:color="D9DEE8" w:sz="4"/>
-              <w:bottom w:val="single" w:color="D9DEE8" w:sz="4"/>
-              <w:right w:val="single" w:color="D9DEE8" w:sz="4"/>
-            </w:tcBorders>
-            <w:shd w:fill="FFFFFF" w:color="auto" w:val="clear"/>
-            <w:tcMar>
-              <w:top w:type="dxa" w:w="58"/>
-              <w:left w:type="dxa" w:w="90"/>
-              <w:bottom w:type="dxa" w:w="58"/>
-              <w:right w:type="dxa" w:w="90"/>
-            </w:tcMar>
-          </w:tcPr>
-          <w:p>
-            <w:pPr>
-              <w:spacing w:after="0" w:line="246"/>
-            </w:pPr>
-            <w:r>
-              <w:rPr>
-                <w:rFonts w:ascii="Calibri" w:cs="Calibri" w:eastAsia="Calibri" w:hAnsi="Calibri"/>
-                <w:b w:val="false"/>
-                <w:bCs w:val="false"/>
-                <w:color w:val="24303F"/>
-                <w:sz w:val="13"/>
-                <w:szCs w:val="13"/>
-              </w:rPr>
-              <w:t xml:space="preserve">Verify</w:t>
-            </w:r>
-          </w:p>
-        </w:tc>
-        <w:tc>
-          <w:tcPr>
-            <w:tcW w:type="dxa" w:w="2960"/>
+            <w:tcW w:type="dxa" w:w="2760"/>
+            <w:tcBorders>
+              <w:top w:val="single" w:color="D9DEE8" w:sz="4"/>
+              <w:left w:val="single" w:color="D9DEE8" w:sz="4"/>
+              <w:bottom w:val="single" w:color="D9DEE8" w:sz="4"/>
+              <w:right w:val="single" w:color="D9DEE8" w:sz="4"/>
+            </w:tcBorders>
+            <w:shd w:fill="FFFFFF" w:color="auto" w:val="clear"/>
+            <w:tcMar>
+              <w:top w:type="dxa" w:w="58"/>
+              <w:left w:type="dxa" w:w="90"/>
+              <w:bottom w:type="dxa" w:w="58"/>
+              <w:right w:type="dxa" w:w="90"/>
+            </w:tcMar>
+          </w:tcPr>
+          <w:p>
+            <w:pPr>
+              <w:spacing w:after="0" w:line="246"/>
+            </w:pPr>
+            <w:r>
+              <w:rPr>
+                <w:rFonts w:ascii="Calibri" w:cs="Calibri" w:eastAsia="Calibri" w:hAnsi="Calibri"/>
+                <w:b w:val="false"/>
+                <w:bCs w:val="false"/>
+                <w:color w:val="24303F"/>
+                <w:sz w:val="13"/>
+                <w:szCs w:val="13"/>
+              </w:rPr>
+              <w:t xml:space="preserve">SOC 2 Type II. HIPAA only via a paid add-on, a signed BAA, and per-sub-account setup</w:t>
+            </w:r>
+          </w:p>
+        </w:tc>
+        <w:tc>
+          <w:tcPr>
+            <w:tcW w:type="dxa" w:w="2400"/>
             <w:tcBorders>
               <w:top w:val="single" w:color="D9DEE8" w:sz="4"/>
               <w:left w:val="single" w:color="D9DEE8" w:sz="4"/>
@@ -1167,7 +1040,7 @@
       <w:tr>
         <w:tc>
           <w:tcPr>
-            <w:tcW w:type="dxa" w:w="1550"/>
+            <w:tcW w:type="dxa" w:w="1300"/>
             <w:tcBorders>
               <w:top w:val="single" w:color="D9DEE8" w:sz="4"/>
               <w:left w:val="single" w:color="D9DEE8" w:sz="4"/>
@@ -1201,7 +1074,7 @@
         </w:tc>
         <w:tc>
           <w:tcPr>
-            <w:tcW w:type="dxa" w:w="1750"/>
+            <w:tcW w:type="dxa" w:w="1450"/>
             <w:tcBorders>
               <w:top w:val="single" w:color="D9DEE8" w:sz="4"/>
               <w:left w:val="single" w:color="D9DEE8" w:sz="4"/>
@@ -1235,7 +1108,7 @@
         </w:tc>
         <w:tc>
           <w:tcPr>
-            <w:tcW w:type="dxa" w:w="1600"/>
+            <w:tcW w:type="dxa" w:w="1450"/>
             <w:tcBorders>
               <w:top w:val="single" w:color="D9DEE8" w:sz="4"/>
               <w:left w:val="single" w:color="D9DEE8" w:sz="4"/>
@@ -1269,69 +1142,69 @@
         </w:tc>
         <w:tc>
           <w:tcPr>
-            <w:tcW w:type="dxa" w:w="1500"/>
-            <w:tcBorders>
-              <w:top w:val="single" w:color="D9DEE8" w:sz="4"/>
-              <w:left w:val="single" w:color="D9DEE8" w:sz="4"/>
-              <w:bottom w:val="single" w:color="D9DEE8" w:sz="4"/>
-              <w:right w:val="single" w:color="D9DEE8" w:sz="4"/>
-            </w:tcBorders>
-            <w:shd w:fill="FFFFFF" w:color="auto" w:val="clear"/>
-            <w:tcMar>
-              <w:top w:type="dxa" w:w="58"/>
-              <w:left w:type="dxa" w:w="90"/>
-              <w:bottom w:type="dxa" w:w="58"/>
-              <w:right w:type="dxa" w:w="90"/>
-            </w:tcMar>
-          </w:tcPr>
-          <w:p>
-            <w:pPr>
-              <w:spacing w:after="0" w:line="246"/>
-            </w:pPr>
-            <w:r>
-              <w:rPr>
-                <w:rFonts w:ascii="Calibri" w:cs="Calibri" w:eastAsia="Calibri" w:hAnsi="Calibri"/>
-                <w:b w:val="false"/>
-                <w:bCs w:val="false"/>
-                <w:color w:val="24303F"/>
-                <w:sz w:val="13"/>
-                <w:szCs w:val="13"/>
-              </w:rPr>
-              <w:t xml:space="preserve">Verify</w:t>
-            </w:r>
-          </w:p>
-        </w:tc>
-        <w:tc>
-          <w:tcPr>
-            <w:tcW w:type="dxa" w:w="2960"/>
-            <w:tcBorders>
-              <w:top w:val="single" w:color="D9DEE8" w:sz="4"/>
-              <w:left w:val="single" w:color="D9DEE8" w:sz="4"/>
-              <w:bottom w:val="single" w:color="D9DEE8" w:sz="4"/>
-              <w:right w:val="single" w:color="D9DEE8" w:sz="4"/>
-            </w:tcBorders>
-            <w:shd w:fill="FFFFFF" w:color="auto" w:val="clear"/>
-            <w:tcMar>
-              <w:top w:type="dxa" w:w="58"/>
-              <w:left w:type="dxa" w:w="90"/>
-              <w:bottom w:type="dxa" w:w="58"/>
-              <w:right w:type="dxa" w:w="90"/>
-            </w:tcMar>
-          </w:tcPr>
-          <w:p>
-            <w:pPr>
-              <w:spacing w:after="0" w:line="246"/>
-            </w:pPr>
-            <w:r>
-              <w:rPr>
-                <w:rFonts w:ascii="Calibri" w:cs="Calibri" w:eastAsia="Calibri" w:hAnsi="Calibri"/>
-                <w:b w:val="false"/>
-                <w:bCs w:val="false"/>
-                <w:color w:val="24303F"/>
-                <w:sz w:val="13"/>
-                <w:szCs w:val="13"/>
-              </w:rPr>
-              <w:t xml:space="preserve">Reselling a broad catalogue of digital services</w:t>
+            <w:tcW w:type="dxa" w:w="2760"/>
+            <w:tcBorders>
+              <w:top w:val="single" w:color="D9DEE8" w:sz="4"/>
+              <w:left w:val="single" w:color="D9DEE8" w:sz="4"/>
+              <w:bottom w:val="single" w:color="D9DEE8" w:sz="4"/>
+              <w:right w:val="single" w:color="D9DEE8" w:sz="4"/>
+            </w:tcBorders>
+            <w:shd w:fill="FFFFFF" w:color="auto" w:val="clear"/>
+            <w:tcMar>
+              <w:top w:type="dxa" w:w="58"/>
+              <w:left w:type="dxa" w:w="90"/>
+              <w:bottom w:type="dxa" w:w="58"/>
+              <w:right w:type="dxa" w:w="90"/>
+            </w:tcMar>
+          </w:tcPr>
+          <w:p>
+            <w:pPr>
+              <w:spacing w:after="0" w:line="246"/>
+            </w:pPr>
+            <w:r>
+              <w:rPr>
+                <w:rFonts w:ascii="Calibri" w:cs="Calibri" w:eastAsia="Calibri" w:hAnsi="Calibri"/>
+                <w:b w:val="false"/>
+                <w:bCs w:val="false"/>
+                <w:color w:val="24303F"/>
+                <w:sz w:val="13"/>
+                <w:szCs w:val="13"/>
+              </w:rPr>
+              <w:t xml:space="preserve">SOC 2 Type II. Broad catalogue, not voice-specific</w:t>
+            </w:r>
+          </w:p>
+        </w:tc>
+        <w:tc>
+          <w:tcPr>
+            <w:tcW w:type="dxa" w:w="2400"/>
+            <w:tcBorders>
+              <w:top w:val="single" w:color="D9DEE8" w:sz="4"/>
+              <w:left w:val="single" w:color="D9DEE8" w:sz="4"/>
+              <w:bottom w:val="single" w:color="D9DEE8" w:sz="4"/>
+              <w:right w:val="single" w:color="D9DEE8" w:sz="4"/>
+            </w:tcBorders>
+            <w:shd w:fill="FFFFFF" w:color="auto" w:val="clear"/>
+            <w:tcMar>
+              <w:top w:type="dxa" w:w="58"/>
+              <w:left w:type="dxa" w:w="90"/>
+              <w:bottom w:type="dxa" w:w="58"/>
+              <w:right w:type="dxa" w:w="90"/>
+            </w:tcMar>
+          </w:tcPr>
+          <w:p>
+            <w:pPr>
+              <w:spacing w:after="0" w:line="246"/>
+            </w:pPr>
+            <w:r>
+              <w:rPr>
+                <w:rFonts w:ascii="Calibri" w:cs="Calibri" w:eastAsia="Calibri" w:hAnsi="Calibri"/>
+                <w:b w:val="false"/>
+                <w:bCs w:val="false"/>
+                <w:color w:val="24303F"/>
+                <w:sz w:val="13"/>
+                <w:szCs w:val="13"/>
+              </w:rPr>
+              <w:t xml:space="preserve">Reselling a wide range of digital services</w:t>
             </w:r>
           </w:p>
         </w:tc>
@@ -1339,7 +1212,7 @@
       <w:tr>
         <w:tc>
           <w:tcPr>
-            <w:tcW w:type="dxa" w:w="1550"/>
+            <w:tcW w:type="dxa" w:w="1300"/>
             <w:tcBorders>
               <w:top w:val="single" w:color="D9DEE8" w:sz="4"/>
               <w:left w:val="single" w:color="D9DEE8" w:sz="4"/>
@@ -1373,7 +1246,7 @@
         </w:tc>
         <w:tc>
           <w:tcPr>
-            <w:tcW w:type="dxa" w:w="1750"/>
+            <w:tcW w:type="dxa" w:w="1450"/>
             <w:tcBorders>
               <w:top w:val="single" w:color="D9DEE8" w:sz="4"/>
               <w:left w:val="single" w:color="D9DEE8" w:sz="4"/>
@@ -1407,75 +1280,75 @@
         </w:tc>
         <w:tc>
           <w:tcPr>
-            <w:tcW w:type="dxa" w:w="1600"/>
-            <w:tcBorders>
-              <w:top w:val="single" w:color="D9DEE8" w:sz="4"/>
-              <w:left w:val="single" w:color="D9DEE8" w:sz="4"/>
-              <w:bottom w:val="single" w:color="D9DEE8" w:sz="4"/>
-              <w:right w:val="single" w:color="D9DEE8" w:sz="4"/>
-            </w:tcBorders>
-            <w:shd w:fill="FFFFFF" w:color="auto" w:val="clear"/>
-            <w:tcMar>
-              <w:top w:type="dxa" w:w="58"/>
-              <w:left w:type="dxa" w:w="90"/>
-              <w:bottom w:type="dxa" w:w="58"/>
-              <w:right w:type="dxa" w:w="90"/>
-            </w:tcMar>
-          </w:tcPr>
-          <w:p>
-            <w:pPr>
-              <w:spacing w:after="0" w:line="246"/>
-            </w:pPr>
-            <w:r>
-              <w:rPr>
-                <w:rFonts w:ascii="Calibri" w:cs="Calibri" w:eastAsia="Calibri" w:hAnsi="Calibri"/>
-                <w:b w:val="false"/>
-                <w:bCs w:val="false"/>
-                <w:color w:val="24303F"/>
-                <w:sz w:val="13"/>
-                <w:szCs w:val="13"/>
-              </w:rPr>
-              <w:t xml:space="preserve">White-label tier</w:t>
-            </w:r>
-          </w:p>
-        </w:tc>
-        <w:tc>
-          <w:tcPr>
-            <w:tcW w:type="dxa" w:w="1500"/>
-            <w:tcBorders>
-              <w:top w:val="single" w:color="D9DEE8" w:sz="4"/>
-              <w:left w:val="single" w:color="D9DEE8" w:sz="4"/>
-              <w:bottom w:val="single" w:color="D9DEE8" w:sz="4"/>
-              <w:right w:val="single" w:color="D9DEE8" w:sz="4"/>
-            </w:tcBorders>
-            <w:shd w:fill="FFFFFF" w:color="auto" w:val="clear"/>
-            <w:tcMar>
-              <w:top w:type="dxa" w:w="58"/>
-              <w:left w:type="dxa" w:w="90"/>
-              <w:bottom w:type="dxa" w:w="58"/>
-              <w:right w:type="dxa" w:w="90"/>
-            </w:tcMar>
-          </w:tcPr>
-          <w:p>
-            <w:pPr>
-              <w:spacing w:after="0" w:line="246"/>
-            </w:pPr>
-            <w:r>
-              <w:rPr>
-                <w:rFonts w:ascii="Calibri" w:cs="Calibri" w:eastAsia="Calibri" w:hAnsi="Calibri"/>
-                <w:b w:val="false"/>
-                <w:bCs w:val="false"/>
-                <w:color w:val="24303F"/>
-                <w:sz w:val="13"/>
-                <w:szCs w:val="13"/>
-              </w:rPr>
-              <w:t xml:space="preserve">Verify</w:t>
-            </w:r>
-          </w:p>
-        </w:tc>
-        <w:tc>
-          <w:tcPr>
-            <w:tcW w:type="dxa" w:w="2960"/>
+            <w:tcW w:type="dxa" w:w="1450"/>
+            <w:tcBorders>
+              <w:top w:val="single" w:color="D9DEE8" w:sz="4"/>
+              <w:left w:val="single" w:color="D9DEE8" w:sz="4"/>
+              <w:bottom w:val="single" w:color="D9DEE8" w:sz="4"/>
+              <w:right w:val="single" w:color="D9DEE8" w:sz="4"/>
+            </w:tcBorders>
+            <w:shd w:fill="FFFFFF" w:color="auto" w:val="clear"/>
+            <w:tcMar>
+              <w:top w:type="dxa" w:w="58"/>
+              <w:left w:type="dxa" w:w="90"/>
+              <w:bottom w:type="dxa" w:w="58"/>
+              <w:right w:type="dxa" w:w="90"/>
+            </w:tcMar>
+          </w:tcPr>
+          <w:p>
+            <w:pPr>
+              <w:spacing w:after="0" w:line="246"/>
+            </w:pPr>
+            <w:r>
+              <w:rPr>
+                <w:rFonts w:ascii="Calibri" w:cs="Calibri" w:eastAsia="Calibri" w:hAnsi="Calibri"/>
+                <w:b w:val="false"/>
+                <w:bCs w:val="false"/>
+                <w:color w:val="24303F"/>
+                <w:sz w:val="13"/>
+                <w:szCs w:val="13"/>
+              </w:rPr>
+              <w:t xml:space="preserve">White-label add-on</w:t>
+            </w:r>
+          </w:p>
+        </w:tc>
+        <w:tc>
+          <w:tcPr>
+            <w:tcW w:type="dxa" w:w="2760"/>
+            <w:tcBorders>
+              <w:top w:val="single" w:color="D9DEE8" w:sz="4"/>
+              <w:left w:val="single" w:color="D9DEE8" w:sz="4"/>
+              <w:bottom w:val="single" w:color="D9DEE8" w:sz="4"/>
+              <w:right w:val="single" w:color="D9DEE8" w:sz="4"/>
+            </w:tcBorders>
+            <w:shd w:fill="FFFFFF" w:color="auto" w:val="clear"/>
+            <w:tcMar>
+              <w:top w:type="dxa" w:w="58"/>
+              <w:left w:type="dxa" w:w="90"/>
+              <w:bottom w:type="dxa" w:w="58"/>
+              <w:right w:type="dxa" w:w="90"/>
+            </w:tcMar>
+          </w:tcPr>
+          <w:p>
+            <w:pPr>
+              <w:spacing w:after="0" w:line="246"/>
+            </w:pPr>
+            <w:r>
+              <w:rPr>
+                <w:rFonts w:ascii="Calibri" w:cs="Calibri" w:eastAsia="Calibri" w:hAnsi="Calibri"/>
+                <w:b w:val="false"/>
+                <w:bCs w:val="false"/>
+                <w:color w:val="24303F"/>
+                <w:sz w:val="13"/>
+                <w:szCs w:val="13"/>
+              </w:rPr>
+              <w:t xml:space="preserve">SOC 2, HIPAA, GDPR, ISO 27001. White-label is an add-on layer</w:t>
+            </w:r>
+          </w:p>
+        </w:tc>
+        <w:tc>
+          <w:tcPr>
+            <w:tcW w:type="dxa" w:w="2400"/>
             <w:tcBorders>
               <w:top w:val="single" w:color="D9DEE8" w:sz="4"/>
               <w:left w:val="single" w:color="D9DEE8" w:sz="4"/>
@@ -1511,7 +1384,7 @@
       <w:tr>
         <w:tc>
           <w:tcPr>
-            <w:tcW w:type="dxa" w:w="1550"/>
+            <w:tcW w:type="dxa" w:w="1300"/>
             <w:tcBorders>
               <w:top w:val="single" w:color="D9DEE8" w:sz="4"/>
               <w:left w:val="single" w:color="D9DEE8" w:sz="4"/>
@@ -1545,7 +1418,7 @@
         </w:tc>
         <w:tc>
           <w:tcPr>
-            <w:tcW w:type="dxa" w:w="1750"/>
+            <w:tcW w:type="dxa" w:w="1450"/>
             <w:tcBorders>
               <w:top w:val="single" w:color="D9DEE8" w:sz="4"/>
               <w:left w:val="single" w:color="D9DEE8" w:sz="4"/>
@@ -1579,7 +1452,7 @@
         </w:tc>
         <w:tc>
           <w:tcPr>
-            <w:tcW w:type="dxa" w:w="1600"/>
+            <w:tcW w:type="dxa" w:w="1450"/>
             <w:tcBorders>
               <w:top w:val="single" w:color="D9DEE8" w:sz="4"/>
               <w:left w:val="single" w:color="D9DEE8" w:sz="4"/>
@@ -1613,41 +1486,41 @@
         </w:tc>
         <w:tc>
           <w:tcPr>
-            <w:tcW w:type="dxa" w:w="1500"/>
-            <w:tcBorders>
-              <w:top w:val="single" w:color="D9DEE8" w:sz="4"/>
-              <w:left w:val="single" w:color="D9DEE8" w:sz="4"/>
-              <w:bottom w:val="single" w:color="D9DEE8" w:sz="4"/>
-              <w:right w:val="single" w:color="D9DEE8" w:sz="4"/>
-            </w:tcBorders>
-            <w:shd w:fill="FFFFFF" w:color="auto" w:val="clear"/>
-            <w:tcMar>
-              <w:top w:type="dxa" w:w="58"/>
-              <w:left w:type="dxa" w:w="90"/>
-              <w:bottom w:type="dxa" w:w="58"/>
-              <w:right w:type="dxa" w:w="90"/>
-            </w:tcMar>
-          </w:tcPr>
-          <w:p>
-            <w:pPr>
-              <w:spacing w:after="0" w:line="246"/>
-            </w:pPr>
-            <w:r>
-              <w:rPr>
-                <w:rFonts w:ascii="Calibri" w:cs="Calibri" w:eastAsia="Calibri" w:hAnsi="Calibri"/>
-                <w:b w:val="false"/>
-                <w:bCs w:val="false"/>
-                <w:color w:val="24303F"/>
-                <w:sz w:val="13"/>
-                <w:szCs w:val="13"/>
-              </w:rPr>
-              <w:t xml:space="preserve">Verify</w:t>
-            </w:r>
-          </w:p>
-        </w:tc>
-        <w:tc>
-          <w:tcPr>
-            <w:tcW w:type="dxa" w:w="2960"/>
+            <w:tcW w:type="dxa" w:w="2760"/>
+            <w:tcBorders>
+              <w:top w:val="single" w:color="D9DEE8" w:sz="4"/>
+              <w:left w:val="single" w:color="D9DEE8" w:sz="4"/>
+              <w:bottom w:val="single" w:color="D9DEE8" w:sz="4"/>
+              <w:right w:val="single" w:color="D9DEE8" w:sz="4"/>
+            </w:tcBorders>
+            <w:shd w:fill="FFFFFF" w:color="auto" w:val="clear"/>
+            <w:tcMar>
+              <w:top w:type="dxa" w:w="58"/>
+              <w:left w:type="dxa" w:w="90"/>
+              <w:bottom w:type="dxa" w:w="58"/>
+              <w:right w:type="dxa" w:w="90"/>
+            </w:tcMar>
+          </w:tcPr>
+          <w:p>
+            <w:pPr>
+              <w:spacing w:after="0" w:line="246"/>
+            </w:pPr>
+            <w:r>
+              <w:rPr>
+                <w:rFonts w:ascii="Calibri" w:cs="Calibri" w:eastAsia="Calibri" w:hAnsi="Calibri"/>
+                <w:b w:val="false"/>
+                <w:bCs w:val="false"/>
+                <w:color w:val="24303F"/>
+                <w:sz w:val="13"/>
+                <w:szCs w:val="13"/>
+              </w:rPr>
+              <w:t xml:space="preserve">SOC 2 Type II, GDPR, HIPAA (BAA on the Pro tier). Compliance obligations sit with you</w:t>
+            </w:r>
+          </w:p>
+        </w:tc>
+        <w:tc>
+          <w:tcPr>
+            <w:tcW w:type="dxa" w:w="2400"/>
             <w:tcBorders>
               <w:top w:val="single" w:color="D9DEE8" w:sz="4"/>
               <w:left w:val="single" w:color="D9DEE8" w:sz="4"/>
@@ -1683,7 +1556,7 @@
       <w:tr>
         <w:tc>
           <w:tcPr>
-            <w:tcW w:type="dxa" w:w="1550"/>
+            <w:tcW w:type="dxa" w:w="1300"/>
             <w:tcBorders>
               <w:top w:val="single" w:color="D9DEE8" w:sz="4"/>
               <w:left w:val="single" w:color="D9DEE8" w:sz="4"/>
@@ -1717,7 +1590,7 @@
         </w:tc>
         <w:tc>
           <w:tcPr>
-            <w:tcW w:type="dxa" w:w="1750"/>
+            <w:tcW w:type="dxa" w:w="1450"/>
             <w:tcBorders>
               <w:top w:val="single" w:color="D9DEE8" w:sz="4"/>
               <w:left w:val="single" w:color="D9DEE8" w:sz="4"/>
@@ -1751,7 +1624,7 @@
         </w:tc>
         <w:tc>
           <w:tcPr>
-            <w:tcW w:type="dxa" w:w="1600"/>
+            <w:tcW w:type="dxa" w:w="1450"/>
             <w:tcBorders>
               <w:top w:val="single" w:color="D9DEE8" w:sz="4"/>
               <w:left w:val="single" w:color="D9DEE8" w:sz="4"/>
@@ -1785,41 +1658,41 @@
         </w:tc>
         <w:tc>
           <w:tcPr>
-            <w:tcW w:type="dxa" w:w="1500"/>
-            <w:tcBorders>
-              <w:top w:val="single" w:color="D9DEE8" w:sz="4"/>
-              <w:left w:val="single" w:color="D9DEE8" w:sz="4"/>
-              <w:bottom w:val="single" w:color="D9DEE8" w:sz="4"/>
-              <w:right w:val="single" w:color="D9DEE8" w:sz="4"/>
-            </w:tcBorders>
-            <w:shd w:fill="FFFFFF" w:color="auto" w:val="clear"/>
-            <w:tcMar>
-              <w:top w:type="dxa" w:w="58"/>
-              <w:left w:type="dxa" w:w="90"/>
-              <w:bottom w:type="dxa" w:w="58"/>
-              <w:right w:type="dxa" w:w="90"/>
-            </w:tcMar>
-          </w:tcPr>
-          <w:p>
-            <w:pPr>
-              <w:spacing w:after="0" w:line="246"/>
-            </w:pPr>
-            <w:r>
-              <w:rPr>
-                <w:rFonts w:ascii="Calibri" w:cs="Calibri" w:eastAsia="Calibri" w:hAnsi="Calibri"/>
-                <w:b w:val="false"/>
-                <w:bCs w:val="false"/>
-                <w:color w:val="24303F"/>
-                <w:sz w:val="13"/>
-                <w:szCs w:val="13"/>
-              </w:rPr>
-              <w:t xml:space="preserve">Verify</w:t>
-            </w:r>
-          </w:p>
-        </w:tc>
-        <w:tc>
-          <w:tcPr>
-            <w:tcW w:type="dxa" w:w="2960"/>
+            <w:tcW w:type="dxa" w:w="2760"/>
+            <w:tcBorders>
+              <w:top w:val="single" w:color="D9DEE8" w:sz="4"/>
+              <w:left w:val="single" w:color="D9DEE8" w:sz="4"/>
+              <w:bottom w:val="single" w:color="D9DEE8" w:sz="4"/>
+              <w:right w:val="single" w:color="D9DEE8" w:sz="4"/>
+            </w:tcBorders>
+            <w:shd w:fill="FFFFFF" w:color="auto" w:val="clear"/>
+            <w:tcMar>
+              <w:top w:type="dxa" w:w="58"/>
+              <w:left w:type="dxa" w:w="90"/>
+              <w:bottom w:type="dxa" w:w="58"/>
+              <w:right w:type="dxa" w:w="90"/>
+            </w:tcMar>
+          </w:tcPr>
+          <w:p>
+            <w:pPr>
+              <w:spacing w:after="0" w:line="246"/>
+            </w:pPr>
+            <w:r>
+              <w:rPr>
+                <w:rFonts w:ascii="Calibri" w:cs="Calibri" w:eastAsia="Calibri" w:hAnsi="Calibri"/>
+                <w:b w:val="false"/>
+                <w:bCs w:val="false"/>
+                <w:color w:val="24303F"/>
+                <w:sz w:val="13"/>
+                <w:szCs w:val="13"/>
+              </w:rPr>
+              <w:t xml:space="preserve">GDPR only. No HIPAA, which rules out healthcare</w:t>
+            </w:r>
+          </w:p>
+        </w:tc>
+        <w:tc>
+          <w:tcPr>
+            <w:tcW w:type="dxa" w:w="2400"/>
             <w:tcBorders>
               <w:top w:val="single" w:color="D9DEE8" w:sz="4"/>
               <w:left w:val="single" w:color="D9DEE8" w:sz="4"/>
@@ -1855,7 +1728,7 @@
       <w:tr>
         <w:tc>
           <w:tcPr>
-            <w:tcW w:type="dxa" w:w="1550"/>
+            <w:tcW w:type="dxa" w:w="1300"/>
             <w:tcBorders>
               <w:top w:val="single" w:color="D9DEE8" w:sz="4"/>
               <w:left w:val="single" w:color="D9DEE8" w:sz="4"/>
@@ -1889,7 +1762,7 @@
         </w:tc>
         <w:tc>
           <w:tcPr>
-            <w:tcW w:type="dxa" w:w="1750"/>
+            <w:tcW w:type="dxa" w:w="1450"/>
             <w:tcBorders>
               <w:top w:val="single" w:color="D9DEE8" w:sz="4"/>
               <w:left w:val="single" w:color="D9DEE8" w:sz="4"/>
@@ -1923,7 +1796,7 @@
         </w:tc>
         <w:tc>
           <w:tcPr>
-            <w:tcW w:type="dxa" w:w="1600"/>
+            <w:tcW w:type="dxa" w:w="1450"/>
             <w:tcBorders>
               <w:top w:val="single" w:color="D9DEE8" w:sz="4"/>
               <w:left w:val="single" w:color="D9DEE8" w:sz="4"/>
@@ -1957,41 +1830,41 @@
         </w:tc>
         <w:tc>
           <w:tcPr>
-            <w:tcW w:type="dxa" w:w="1500"/>
-            <w:tcBorders>
-              <w:top w:val="single" w:color="D9DEE8" w:sz="4"/>
-              <w:left w:val="single" w:color="D9DEE8" w:sz="4"/>
-              <w:bottom w:val="single" w:color="D9DEE8" w:sz="4"/>
-              <w:right w:val="single" w:color="D9DEE8" w:sz="4"/>
-            </w:tcBorders>
-            <w:shd w:fill="FFFFFF" w:color="auto" w:val="clear"/>
-            <w:tcMar>
-              <w:top w:type="dxa" w:w="58"/>
-              <w:left w:type="dxa" w:w="90"/>
-              <w:bottom w:type="dxa" w:w="58"/>
-              <w:right w:type="dxa" w:w="90"/>
-            </w:tcMar>
-          </w:tcPr>
-          <w:p>
-            <w:pPr>
-              <w:spacing w:after="0" w:line="246"/>
-            </w:pPr>
-            <w:r>
-              <w:rPr>
-                <w:rFonts w:ascii="Calibri" w:cs="Calibri" w:eastAsia="Calibri" w:hAnsi="Calibri"/>
-                <w:b w:val="false"/>
-                <w:bCs w:val="false"/>
-                <w:color w:val="24303F"/>
-                <w:sz w:val="13"/>
-                <w:szCs w:val="13"/>
-              </w:rPr>
-              <w:t xml:space="preserve">Verify</w:t>
-            </w:r>
-          </w:p>
-        </w:tc>
-        <w:tc>
-          <w:tcPr>
-            <w:tcW w:type="dxa" w:w="2960"/>
+            <w:tcW w:type="dxa" w:w="2760"/>
+            <w:tcBorders>
+              <w:top w:val="single" w:color="D9DEE8" w:sz="4"/>
+              <w:left w:val="single" w:color="D9DEE8" w:sz="4"/>
+              <w:bottom w:val="single" w:color="D9DEE8" w:sz="4"/>
+              <w:right w:val="single" w:color="D9DEE8" w:sz="4"/>
+            </w:tcBorders>
+            <w:shd w:fill="FFFFFF" w:color="auto" w:val="clear"/>
+            <w:tcMar>
+              <w:top w:type="dxa" w:w="58"/>
+              <w:left w:type="dxa" w:w="90"/>
+              <w:bottom w:type="dxa" w:w="58"/>
+              <w:right w:type="dxa" w:w="90"/>
+            </w:tcMar>
+          </w:tcPr>
+          <w:p>
+            <w:pPr>
+              <w:spacing w:after="0" w:line="246"/>
+            </w:pPr>
+            <w:r>
+              <w:rPr>
+                <w:rFonts w:ascii="Calibri" w:cs="Calibri" w:eastAsia="Calibri" w:hAnsi="Calibri"/>
+                <w:b w:val="false"/>
+                <w:bCs w:val="false"/>
+                <w:color w:val="24303F"/>
+                <w:sz w:val="13"/>
+                <w:szCs w:val="13"/>
+              </w:rPr>
+              <w:t xml:space="preserve">GDPR. SOC 2 and HIPAA not publicly published</w:t>
+            </w:r>
+          </w:p>
+        </w:tc>
+        <w:tc>
+          <w:tcPr>
+            <w:tcW w:type="dxa" w:w="2400"/>
             <w:tcBorders>
               <w:top w:val="single" w:color="D9DEE8" w:sz="4"/>
               <w:left w:val="single" w:color="D9DEE8" w:sz="4"/>
@@ -2027,7 +1900,7 @@
       <w:tr>
         <w:tc>
           <w:tcPr>
-            <w:tcW w:type="dxa" w:w="1550"/>
+            <w:tcW w:type="dxa" w:w="1300"/>
             <w:tcBorders>
               <w:top w:val="single" w:color="D9DEE8" w:sz="4"/>
               <w:left w:val="single" w:color="D9DEE8" w:sz="4"/>
@@ -2061,7 +1934,7 @@
         </w:tc>
         <w:tc>
           <w:tcPr>
-            <w:tcW w:type="dxa" w:w="1750"/>
+            <w:tcW w:type="dxa" w:w="1450"/>
             <w:tcBorders>
               <w:top w:val="single" w:color="D9DEE8" w:sz="4"/>
               <w:left w:val="single" w:color="D9DEE8" w:sz="4"/>
@@ -2095,7 +1968,7 @@
         </w:tc>
         <w:tc>
           <w:tcPr>
-            <w:tcW w:type="dxa" w:w="1600"/>
+            <w:tcW w:type="dxa" w:w="1450"/>
             <w:tcBorders>
               <w:top w:val="single" w:color="D9DEE8" w:sz="4"/>
               <w:left w:val="single" w:color="D9DEE8" w:sz="4"/>
@@ -2129,41 +2002,41 @@
         </w:tc>
         <w:tc>
           <w:tcPr>
-            <w:tcW w:type="dxa" w:w="1500"/>
-            <w:tcBorders>
-              <w:top w:val="single" w:color="D9DEE8" w:sz="4"/>
-              <w:left w:val="single" w:color="D9DEE8" w:sz="4"/>
-              <w:bottom w:val="single" w:color="D9DEE8" w:sz="4"/>
-              <w:right w:val="single" w:color="D9DEE8" w:sz="4"/>
-            </w:tcBorders>
-            <w:shd w:fill="FFFFFF" w:color="auto" w:val="clear"/>
-            <w:tcMar>
-              <w:top w:type="dxa" w:w="58"/>
-              <w:left w:type="dxa" w:w="90"/>
-              <w:bottom w:type="dxa" w:w="58"/>
-              <w:right w:type="dxa" w:w="90"/>
-            </w:tcMar>
-          </w:tcPr>
-          <w:p>
-            <w:pPr>
-              <w:spacing w:after="0" w:line="246"/>
-            </w:pPr>
-            <w:r>
-              <w:rPr>
-                <w:rFonts w:ascii="Calibri" w:cs="Calibri" w:eastAsia="Calibri" w:hAnsi="Calibri"/>
-                <w:b w:val="false"/>
-                <w:bCs w:val="false"/>
-                <w:color w:val="24303F"/>
-                <w:sz w:val="13"/>
-                <w:szCs w:val="13"/>
-              </w:rPr>
-              <w:t xml:space="preserve">Included: SOC 2 II, ISO 27001, HIPAA, GDPR, ACMA, TCPA</w:t>
-            </w:r>
-          </w:p>
-        </w:tc>
-        <w:tc>
-          <w:tcPr>
-            <w:tcW w:type="dxa" w:w="2960"/>
+            <w:tcW w:type="dxa" w:w="2760"/>
+            <w:tcBorders>
+              <w:top w:val="single" w:color="D9DEE8" w:sz="4"/>
+              <w:left w:val="single" w:color="D9DEE8" w:sz="4"/>
+              <w:bottom w:val="single" w:color="D9DEE8" w:sz="4"/>
+              <w:right w:val="single" w:color="D9DEE8" w:sz="4"/>
+            </w:tcBorders>
+            <w:shd w:fill="FFFFFF" w:color="auto" w:val="clear"/>
+            <w:tcMar>
+              <w:top w:type="dxa" w:w="58"/>
+              <w:left w:type="dxa" w:w="90"/>
+              <w:bottom w:type="dxa" w:w="58"/>
+              <w:right w:type="dxa" w:w="90"/>
+            </w:tcMar>
+          </w:tcPr>
+          <w:p>
+            <w:pPr>
+              <w:spacing w:after="0" w:line="246"/>
+            </w:pPr>
+            <w:r>
+              <w:rPr>
+                <w:rFonts w:ascii="Calibri" w:cs="Calibri" w:eastAsia="Calibri" w:hAnsi="Calibri"/>
+                <w:b w:val="false"/>
+                <w:bCs w:val="false"/>
+                <w:color w:val="24303F"/>
+                <w:sz w:val="13"/>
+                <w:szCs w:val="13"/>
+              </w:rPr>
+              <w:t xml:space="preserve">SOC 2 Type II, ISO 27001, HIPAA, GDPR, ACMA, TCPA. Built in, with audit trails on every workspace</w:t>
+            </w:r>
+          </w:p>
+        </w:tc>
+        <w:tc>
+          <w:tcPr>
+            <w:tcW w:type="dxa" w:w="2400"/>
             <w:tcBorders>
               <w:top w:val="single" w:color="D9DEE8" w:sz="4"/>
               <w:left w:val="single" w:color="D9DEE8" w:sz="4"/>
@@ -2212,7 +2085,7 @@
           <w:sz w:val="20"/>
           <w:szCs w:val="20"/>
         </w:rPr>
-        <w:t xml:space="preserve">What to watch for by group: the all-in-one suites give breadth but shallow voice depth, so you resell a whole platform rather than a focused phone product. The voice specialists differ most on pricing model and compliance, which is where margin and liability actually live. The chatbot-first tools handle text well but were not built phone-first, so check call quality and compliance if your clients live on the phone. Competitor pricing and terms move often; confirm current numbers before you commit.</w:t>
+        <w:t xml:space="preserve">What to watch for by group: the all-in-one suites give breadth but shallow voice depth, so you resell a whole platform rather than a focused phone product, and their strongest compliance often sits behind a paid add-on. The voice specialists differ most on pricing model and on where compliance responsibility lands, which is where margin and liability actually live. The chatbot-first tools handle text well but were not built phone-first, so check call quality if your clients live on the phone, and check for HIPAA if any of them are in healthcare. Terms do move, so treat this as the shape of the market rather than a contract.</w:t>
       </w:r>
     </w:p>
     <w:p>
@@ -2560,7 +2433,7 @@
           <w:sz w:val="20"/>
           <w:szCs w:val="20"/>
         </w:rPr>
-        <w:t xml:space="preserve">You keep the gap between the wholesale rate and your retail price, every month a client stays. Agencies commonly mark up two to four times cost; on Trillet, sensible pricing holds 50 to 75 per cent margins. Usage-based costs can erode that, so price with a band.</w:t>
+        <w:t xml:space="preserve">You keep the gap between the wholesale rate you pay and the retail price you charge, every month a client stays. On Trillet, usage is a flat $0.12 a minute and agencies who price sensibly hold 50 to 75 per cent margins. Usage-based costs can erode that, so price with a band rather than a flat rate.</w:t>
       </w:r>
     </w:p>
     <w:p>
